--- a/next steps.docx
+++ b/next steps.docx
@@ -1,25 +1,3560 @@
 
 <file path=word/document.xml><?xml version="1.0" encoding="utf-8"?>
-<w:document xmlns:mc="http://schemas.openxmlformats.org/markup-compatibility/2006" xmlns:o="urn:schemas-microsoft-com:office:office" xmlns:r="http://schemas.openxmlformats.org/officeDocument/2006/relationships" xmlns:m="http://schemas.openxmlformats.org/officeDocument/2006/math" xmlns:v="urn:schemas-microsoft-com:vml" xmlns:wp="http://schemas.openxmlformats.org/drawingml/2006/wordprocessingDrawing" xmlns:w10="urn:schemas-microsoft-com:office:word" xmlns:w="http://schemas.openxmlformats.org/wordprocessingml/2006/main" xmlns:wne="http://schemas.microsoft.com/office/word/2006/wordml" xmlns:sl="http://schemas.openxmlformats.org/schemaLibrary/2006/main" xmlns:a="http://schemas.openxmlformats.org/drawingml/2006/main" xmlns:pic="http://schemas.openxmlformats.org/drawingml/2006/picture" xmlns:c="http://schemas.openxmlformats.org/drawingml/2006/chart" xmlns:lc="http://schemas.openxmlformats.org/drawingml/2006/lockedCanvas" xmlns:dgm="http://schemas.openxmlformats.org/drawingml/2006/diagram" xmlns:wps="http://schemas.microsoft.com/office/word/2010/wordprocessingShape" xmlns:wpg="http://schemas.microsoft.com/office/word/2010/wordprocessingGroup" xmlns:w14="http://schemas.microsoft.com/office/word/2010/wordml" xmlns:w15="http://schemas.microsoft.com/office/word/2012/wordml" xmlns:w16="http://schemas.microsoft.com/office/word/2018/wordml" xmlns:w16cex="http://schemas.microsoft.com/office/word/2018/wordml/cex" xmlns:w16cid="http://schemas.microsoft.com/office/word/2016/wordml/cid" xmlns="http://schemas.microsoft.com/office/tasks/2019/documenttasks" xmlns:cr="http://schemas.microsoft.com/office/comments/2020/reactions">
+<w:document xmlns:wpc="http://schemas.microsoft.com/office/word/2010/wordprocessingCanvas" xmlns:mc="http://schemas.openxmlformats.org/markup-compatibility/2006" xmlns:o="urn:schemas-microsoft-com:office:office" xmlns:r="http://schemas.openxmlformats.org/officeDocument/2006/relationships" xmlns:m="http://schemas.openxmlformats.org/officeDocument/2006/math" xmlns:v="urn:schemas-microsoft-com:vml" xmlns:wp14="http://schemas.microsoft.com/office/word/2010/wordprocessingDrawing" xmlns:wp="http://schemas.openxmlformats.org/drawingml/2006/wordprocessingDrawing" xmlns:w10="urn:schemas-microsoft-com:office:word" xmlns:w="http://schemas.openxmlformats.org/wordprocessingml/2006/main" xmlns:w14="http://schemas.microsoft.com/office/word/2010/wordml" xmlns:w15="http://schemas.microsoft.com/office/word/2012/wordml" xmlns:w16se="http://schemas.microsoft.com/office/word/2015/wordml/symex" xmlns:w16cid="http://schemas.microsoft.com/office/word/2016/wordml/cid" xmlns:w16="http://schemas.microsoft.com/office/word/2018/wordml" xmlns:w16cex="http://schemas.microsoft.com/office/word/2018/wordml/cex" xmlns:w16sdtdh="http://schemas.microsoft.com/office/word/2020/wordml/sdtdatahash" xmlns:wne="http://schemas.microsoft.com/office/word/2006/wordml" xmlns:wpg="http://schemas.microsoft.com/office/word/2010/wordprocessingGroup" xmlns:wps="http://schemas.microsoft.com/office/word/2010/wordprocessingShape" mc:Ignorable="w14 w15 w16se w16cid w16 w16cex w16sdtdh wp14">
   <w:body>
     <w:p>
       <w:pPr>
-        <w:rPr/>
+        <w:spacing w:line="276" w:lineRule="auto"/>
+      </w:pPr>
+    </w:p>
+    <w:p>
+      <w:pPr>
+        <w:spacing w:line="276" w:lineRule="auto"/>
+      </w:pPr>
+    </w:p>
+    <w:p>
+      <w:pPr>
+        <w:spacing w:line="276" w:lineRule="auto"/>
+      </w:pPr>
+    </w:p>
+    <w:p>
+      <w:pPr>
+        <w:spacing w:line="276" w:lineRule="auto"/>
+      </w:pPr>
+    </w:p>
+    <w:p>
+      <w:pPr>
+        <w:spacing w:line="276" w:lineRule="auto"/>
       </w:pPr>
       <w:r>
         <w:rPr>
-          <w:rtl w:val="0"/>
+          <w:rFonts w:ascii="Arial" w:hAnsi="Arial" w:eastAsia="Arial" w:cs="Arial"/>
+          <w:b/>
+          <w:bCs/>
+          <w:sz w:val="24"/>
+          <w:szCs w:val="24"/>
+          <w:u w:val="single"/>
         </w:rPr>
-        <w:t xml:space="preserve">under home dashboared i want a sub category Training where it will display the training modules where images and paragraphs words can be displayed with next buttons to progress to the next section</w:t>
+        <w:t>Main area of the app</w:t>
       </w:r>
     </w:p>
+    <w:p>
+      <w:pPr>
+        <w:numPr>
+          <w:ilvl w:val="0"/>
+          <w:numId w:val="1"/>
+        </w:numPr>
+      </w:pPr>
+      <w:r>
+        <w:rPr>
+          <w:rFonts w:ascii="Arial" w:hAnsi="Arial" w:eastAsia="Arial" w:cs="Arial"/>
+          <w:sz w:val="22"/>
+          <w:szCs w:val="22"/>
+        </w:rPr>
+        <w:t>Sign in/account creation</w:t>
+      </w:r>
+    </w:p>
+    <w:p>
+      <w:pPr>
+        <w:spacing w:line="276" w:lineRule="auto"/>
+      </w:pPr>
+      <w:r>
+        <w:rPr>
+          <w:rFonts w:ascii="Arial" w:hAnsi="Arial" w:eastAsia="Arial" w:cs="Arial"/>
+          <w:b/>
+          <w:bCs/>
+          <w:sz w:val="24"/>
+          <w:szCs w:val="24"/>
+          <w:u w:val="single"/>
+        </w:rPr>
+        <w:t>Description</w:t>
+      </w:r>
+    </w:p>
+    <w:p>
+      <w:pPr>
+        <w:spacing w:line="276" w:lineRule="auto"/>
+      </w:pPr>
+      <w:r>
+        <w:rPr>
+          <w:rFonts w:ascii="Arial" w:hAnsi="Arial" w:eastAsia="Arial" w:cs="Arial"/>
+          <w:b/>
+          <w:bCs/>
+          <w:sz w:val="22"/>
+          <w:szCs w:val="22"/>
+        </w:rPr>
+        <w:t>Account Registration &amp; Approval</w:t>
+      </w:r>
+      <w:r>
+        <w:rPr>
+          <w:rFonts w:ascii="Arial" w:hAnsi="Arial" w:eastAsia="Arial" w:cs="Arial"/>
+          <w:sz w:val="22"/>
+          <w:szCs w:val="22"/>
+        </w:rPr>
+        <w:t xml:space="preserve"> New users initiate the process by selecting "New User?" on the login screen. Upon entering their email and password and clicking "Request Access," the user's credentials are created via Firebase Authentication with a unique UID. The account is then added to the Staff Directory with a "Pending" status. To ensure security, an Admin or Developer must review and approve the account. Once approved, the account status changes to "Active," enabling the user to sign in using their credentials.</w:t>
+      </w:r>
+    </w:p>
+    <w:p>
+      <w:pPr>
+        <w:spacing w:line="276" w:lineRule="auto"/>
+      </w:pPr>
+    </w:p>
+    <w:p>
+      <w:pPr>
+        <w:spacing w:line="276" w:lineRule="auto"/>
+        <w:ind w:left="720"/>
+      </w:pPr>
+      <w:r>
+        <w:rPr>
+          <w:rFonts w:ascii="Arial" w:hAnsi="Arial" w:eastAsia="Arial" w:cs="Arial"/>
+          <w:b/>
+          <w:bCs/>
+          <w:sz w:val="22"/>
+          <w:szCs w:val="22"/>
+          <w:u w:val="single"/>
+        </w:rPr>
+        <w:t>Registration Workflow</w:t>
+      </w:r>
+    </w:p>
+    <w:p>
+      <w:pPr>
+        <w:spacing w:line="276" w:lineRule="auto"/>
+        <w:ind w:left="720"/>
+      </w:pPr>
+    </w:p>
+    <w:p>
+      <w:pPr>
+        <w:numPr>
+          <w:ilvl w:val="1"/>
+          <w:numId w:val="1"/>
+        </w:numPr>
+        <w:spacing w:line="276" w:lineRule="auto"/>
+      </w:pPr>
+      <w:r>
+        <w:rPr>
+          <w:rFonts w:ascii="Arial" w:hAnsi="Arial" w:eastAsia="Arial" w:cs="Arial"/>
+          <w:b/>
+          <w:bCs/>
+          <w:sz w:val="22"/>
+          <w:szCs w:val="22"/>
+        </w:rPr>
+        <w:t>Request:</w:t>
+      </w:r>
+      <w:r>
+        <w:rPr>
+          <w:rFonts w:ascii="Arial" w:hAnsi="Arial" w:eastAsia="Arial" w:cs="Arial"/>
+          <w:sz w:val="22"/>
+          <w:szCs w:val="22"/>
+        </w:rPr>
+        <w:t xml:space="preserve"> Select "New User?" on the login screen, enter details, and submit "Request Access."</w:t>
+      </w:r>
+    </w:p>
+    <w:p>
+      <w:pPr>
+        <w:numPr>
+          <w:ilvl w:val="1"/>
+          <w:numId w:val="1"/>
+        </w:numPr>
+        <w:spacing w:line="276" w:lineRule="auto"/>
+      </w:pPr>
+      <w:r>
+        <w:rPr>
+          <w:rFonts w:ascii="Arial" w:hAnsi="Arial" w:eastAsia="Arial" w:cs="Arial"/>
+          <w:b/>
+          <w:bCs/>
+          <w:sz w:val="22"/>
+          <w:szCs w:val="22"/>
+        </w:rPr>
+        <w:t>Authentication:</w:t>
+      </w:r>
+      <w:r>
+        <w:rPr>
+          <w:rFonts w:ascii="Arial" w:hAnsi="Arial" w:eastAsia="Arial" w:cs="Arial"/>
+          <w:sz w:val="22"/>
+          <w:szCs w:val="22"/>
+        </w:rPr>
+        <w:t xml:space="preserve"> Firebase generates a unique UID for the new credentials</w:t>
+      </w:r>
+    </w:p>
+    <w:p>
+      <w:pPr>
+        <w:numPr>
+          <w:ilvl w:val="1"/>
+          <w:numId w:val="1"/>
+        </w:numPr>
+        <w:spacing w:line="276" w:lineRule="auto"/>
+      </w:pPr>
+      <w:r>
+        <w:rPr>
+          <w:rFonts w:ascii="Arial" w:hAnsi="Arial" w:eastAsia="Arial" w:cs="Arial"/>
+          <w:b/>
+          <w:bCs/>
+          <w:sz w:val="22"/>
+          <w:szCs w:val="22"/>
+        </w:rPr>
+        <w:t>Verification:</w:t>
+      </w:r>
+      <w:r>
+        <w:rPr>
+          <w:rFonts w:ascii="Arial" w:hAnsi="Arial" w:eastAsia="Arial" w:cs="Arial"/>
+          <w:sz w:val="22"/>
+          <w:szCs w:val="22"/>
+        </w:rPr>
+        <w:t xml:space="preserve"> The account appears in the Staff Directory as "Pending."</w:t>
+      </w:r>
+    </w:p>
+    <w:p>
+      <w:pPr>
+        <w:numPr>
+          <w:ilvl w:val="1"/>
+          <w:numId w:val="1"/>
+        </w:numPr>
+        <w:spacing w:line="276" w:lineRule="auto"/>
+      </w:pPr>
+      <w:r>
+        <w:rPr>
+          <w:rFonts w:ascii="Arial" w:hAnsi="Arial" w:eastAsia="Arial" w:cs="Arial"/>
+          <w:b/>
+          <w:bCs/>
+          <w:sz w:val="22"/>
+          <w:szCs w:val="22"/>
+        </w:rPr>
+        <w:t>Activation:</w:t>
+      </w:r>
+      <w:r>
+        <w:rPr>
+          <w:rFonts w:ascii="Arial" w:hAnsi="Arial" w:eastAsia="Arial" w:cs="Arial"/>
+          <w:sz w:val="22"/>
+          <w:szCs w:val="22"/>
+        </w:rPr>
+        <w:t xml:space="preserve"> An Admin or Developer reviews and approves the account, transitioning it to "Active" for full system access.</w:t>
+      </w:r>
+    </w:p>
+    <w:p>
+      <w:pPr>
+        <w:spacing w:line="276" w:lineRule="auto"/>
+      </w:pPr>
+    </w:p>
+    <w:p>
+      <w:pPr>
+        <w:spacing w:line="276" w:lineRule="auto"/>
+        <w:ind w:left="720"/>
+      </w:pPr>
+      <w:r>
+        <w:rPr>
+          <w:rFonts w:ascii="Arial" w:hAnsi="Arial" w:eastAsia="Arial" w:cs="Arial"/>
+          <w:sz w:val="22"/>
+          <w:szCs w:val="22"/>
+        </w:rPr>
+        <w:t>Upon successful account approval and login, users are directed to a personalized dashboard. The header displays the user's "Connected" status, along with their email and role next to that a training and tracking performance records. Below this, the dashboard features a dynamic news feed and a task management section, both of which are automatically filtered based on the user's email address and assigned role.</w:t>
+      </w:r>
+    </w:p>
+    <w:p>
+      <w:pPr>
+        <w:spacing w:line="276" w:lineRule="auto"/>
+      </w:pPr>
+    </w:p>
+    <w:p>
+      <w:pPr>
+        <w:spacing w:line="276" w:lineRule="auto"/>
+        <w:ind w:left="720"/>
+      </w:pPr>
+      <w:r>
+        <w:rPr>
+          <w:rFonts w:ascii="Arial" w:hAnsi="Arial" w:eastAsia="Arial" w:cs="Arial"/>
+          <w:b/>
+          <w:bCs/>
+          <w:sz w:val="24"/>
+          <w:szCs w:val="24"/>
+          <w:u w:val="single"/>
+        </w:rPr>
+        <w:t>NavBar</w:t>
+      </w:r>
+    </w:p>
+    <w:p>
+      <w:pPr>
+        <w:spacing w:line="276" w:lineRule="auto"/>
+        <w:ind w:left="720"/>
+      </w:pPr>
+      <w:r>
+        <w:rPr>
+          <w:rFonts w:ascii="Arial" w:hAnsi="Arial" w:eastAsia="Arial" w:cs="Arial"/>
+          <w:b/>
+          <w:bCs/>
+          <w:sz w:val="22"/>
+          <w:szCs w:val="22"/>
+        </w:rPr>
+        <w:t>Responsive Navigation</w:t>
+      </w:r>
+      <w:r>
+        <w:rPr>
+          <w:rFonts w:ascii="Arial" w:hAnsi="Arial" w:eastAsia="Arial" w:cs="Arial"/>
+          <w:sz w:val="22"/>
+          <w:szCs w:val="22"/>
+        </w:rPr>
+        <w:t xml:space="preserve"> The navigation bar appears as a permanent left-hand sidebar on desktop or as a collapsible menu in the top-right corner on mobile devices.</w:t>
+      </w:r>
+    </w:p>
+    <w:p>
+      <w:pPr>
+        <w:ind w:left="720"/>
+      </w:pPr>
+      <w:r>
+        <w:rPr>
+          <w:rFonts w:ascii="Arial" w:hAnsi="Arial" w:eastAsia="Arial" w:cs="Arial"/>
+          <w:b/>
+          <w:bCs/>
+          <w:sz w:val="22"/>
+          <w:szCs w:val="22"/>
+        </w:rPr>
+        <w:t>Dynamic Menu Visibility</w:t>
+      </w:r>
+      <w:r>
+        <w:rPr>
+          <w:rFonts w:ascii="Arial" w:hAnsi="Arial" w:eastAsia="Arial" w:cs="Arial"/>
+          <w:sz w:val="22"/>
+          <w:szCs w:val="22"/>
+        </w:rPr>
+        <w:t xml:space="preserve"> Menu options adjust automatically based on user roles:</w:t>
+      </w:r>
+    </w:p>
+    <w:p>
+      <w:pPr>
+        <w:spacing w:line="276" w:lineRule="auto"/>
+      </w:pPr>
+    </w:p>
+    <w:p>
+      <w:pPr>
+        <w:numPr>
+          <w:ilvl w:val="1"/>
+          <w:numId w:val="1"/>
+        </w:numPr>
+      </w:pPr>
+      <w:r>
+        <w:rPr>
+          <w:rFonts w:ascii="Arial" w:hAnsi="Arial" w:eastAsia="Arial" w:cs="Arial"/>
+          <w:b/>
+          <w:bCs/>
+          <w:sz w:val="22"/>
+          <w:szCs w:val="22"/>
+        </w:rPr>
+        <w:t>Developers:</w:t>
+      </w:r>
+      <w:r>
+        <w:rPr>
+          <w:rFonts w:ascii="Arial" w:hAnsi="Arial" w:eastAsia="Arial" w:cs="Arial"/>
+          <w:sz w:val="22"/>
+          <w:szCs w:val="22"/>
+        </w:rPr>
+        <w:t xml:space="preserve"> Full access to all categories.</w:t>
+      </w:r>
+    </w:p>
+    <w:p>
+      <w:pPr>
+        <w:numPr>
+          <w:ilvl w:val="1"/>
+          <w:numId w:val="1"/>
+        </w:numPr>
+      </w:pPr>
+      <w:r>
+        <w:rPr>
+          <w:rFonts w:ascii="Arial" w:hAnsi="Arial" w:eastAsia="Arial" w:cs="Arial"/>
+          <w:b/>
+          <w:bCs/>
+          <w:sz w:val="22"/>
+          <w:szCs w:val="22"/>
+        </w:rPr>
+        <w:t>Admins:</w:t>
+      </w:r>
+      <w:r>
+        <w:rPr>
+          <w:rFonts w:ascii="Arial" w:hAnsi="Arial" w:eastAsia="Arial" w:cs="Arial"/>
+          <w:sz w:val="22"/>
+          <w:szCs w:val="22"/>
+        </w:rPr>
+        <w:t xml:space="preserve"> Access to administrative and inventory categories.</w:t>
+      </w:r>
+    </w:p>
+    <w:p>
+      <w:pPr>
+        <w:numPr>
+          <w:ilvl w:val="1"/>
+          <w:numId w:val="1"/>
+        </w:numPr>
+      </w:pPr>
+      <w:r>
+        <w:rPr>
+          <w:rFonts w:ascii="Arial" w:hAnsi="Arial" w:eastAsia="Arial" w:cs="Arial"/>
+          <w:b/>
+          <w:bCs/>
+          <w:sz w:val="22"/>
+          <w:szCs w:val="22"/>
+        </w:rPr>
+        <w:t>Volunteers:</w:t>
+      </w:r>
+      <w:r>
+        <w:rPr>
+          <w:rFonts w:ascii="Arial" w:hAnsi="Arial" w:eastAsia="Arial" w:cs="Arial"/>
+          <w:sz w:val="22"/>
+          <w:szCs w:val="22"/>
+        </w:rPr>
+        <w:t xml:space="preserve"> Access restricted to inventory management only.</w:t>
+      </w:r>
+    </w:p>
+    <w:p>
+      <w:pPr>
+        <w:spacing w:line="276" w:lineRule="auto"/>
+        <w:ind w:left="720"/>
+      </w:pPr>
+    </w:p>
+    <w:p>
+      <w:pPr>
+        <w:spacing w:line="276" w:lineRule="auto"/>
+      </w:pPr>
+    </w:p>
+    <w:p>
+      <w:pPr>
+        <w:spacing w:line="276" w:lineRule="auto"/>
+      </w:pPr>
+    </w:p>
+    <w:p>
+      <w:pPr>
+        <w:spacing w:line="276" w:lineRule="auto"/>
+      </w:pPr>
+    </w:p>
+    <w:p>
+      <w:pPr>
+        <w:spacing w:line="276" w:lineRule="auto"/>
+      </w:pPr>
+    </w:p>
+    <w:p>
+      <w:pPr>
+        <w:spacing w:line="276" w:lineRule="auto"/>
+      </w:pPr>
+    </w:p>
+    <w:p>
+      <w:pPr>
+        <w:spacing w:line="276" w:lineRule="auto"/>
+      </w:pPr>
+    </w:p>
+    <w:p>
+      <w:pPr>
+        <w:spacing w:line="276" w:lineRule="auto"/>
+        <w:ind w:left="720"/>
+      </w:pPr>
+    </w:p>
+    <w:p>
+      <w:pPr>
+        <w:spacing w:line="276" w:lineRule="auto"/>
+        <w:ind w:left="720"/>
+      </w:pPr>
+    </w:p>
+    <w:p>
+      <w:pPr>
+        <w:spacing w:line="276" w:lineRule="auto"/>
+        <w:ind w:left="720"/>
+      </w:pPr>
+    </w:p>
+    <w:p>
+      <w:pPr>
+        <w:spacing w:line="276" w:lineRule="auto"/>
+        <w:ind w:left="720"/>
+        <w:jc w:val="center"/>
+      </w:pPr>
+      <w:r>
+        <w:rPr>
+          <w:rFonts w:ascii="Arial" w:hAnsi="Arial" w:eastAsia="Arial" w:cs="Arial"/>
+          <w:b/>
+          <w:bCs/>
+          <w:sz w:val="24"/>
+          <w:szCs w:val="24"/>
+          <w:u w:val="single"/>
+        </w:rPr>
+        <w:t>NavBar Categories and Sub Categories</w:t>
+      </w:r>
+    </w:p>
+    <w:p>
+      <w:pPr>
+        <w:spacing w:line="276" w:lineRule="auto"/>
+      </w:pPr>
+    </w:p>
+    <w:tbl>
+      <w:tblPr>
+        <w:tblW w:w="9360" w:type="dxa"/>
+        <w:tblBorders>
+          <w:top w:val="single" w:sz="4" w:color="000000"/>
+          <w:left w:val="single" w:sz="4" w:color="000000"/>
+          <w:bottom w:val="single" w:sz="4" w:color="000000"/>
+          <w:right w:val="single" w:sz="4" w:color="000000"/>
+          <w:insideH w:val="single" w:sz="4" w:color="000000"/>
+          <w:insideV w:val="single" w:sz="4" w:color="000000"/>
+        </w:tblBorders>
+        <w:tblLayout w:type="fixed"/>
+        <w:tblCellMar>
+          <w:top w:w="100" w:type="dxa"/>
+          <w:left w:w="100" w:type="dxa"/>
+          <w:bottom w:w="100" w:type="dxa"/>
+          <w:right w:w="100" w:type="dxa"/>
+        </w:tblCellMar>
+      </w:tblPr>
+      <w:tblGrid>
+        <w:gridCol w:w="2607"/>
+        <w:gridCol w:w="2967"/>
+        <w:gridCol w:w="1482"/>
+        <w:gridCol w:w="1287"/>
+        <w:gridCol w:w="1137"/>
+      </w:tblGrid>
+      <w:tr>
+        <w:trPr>
+          <w:trHeight w:val="360" w:hRule="atLeast"/>
+        </w:trPr>
+        <w:tc>
+          <w:tcPr>
+            <w:tcW w:w="2607" w:type="dxa"/>
+            <w:tcBorders>
+              <w:top w:val="single" w:sz="4" w:color="000000"/>
+              <w:left w:val="single" w:sz="4" w:color="000000"/>
+              <w:bottom w:val="single" w:sz="4" w:color="000000"/>
+              <w:right w:val="single" w:sz="4" w:color="000000"/>
+            </w:tcBorders>
+            <w:tcMar>
+              <w:top w:w="100" w:type="dxa"/>
+              <w:left w:w="100" w:type="dxa"/>
+              <w:bottom w:w="100" w:type="dxa"/>
+              <w:right w:w="100" w:type="dxa"/>
+            </w:tcMar>
+          </w:tcPr>
+          <w:p>
+            <w:pPr>
+              <w:jc w:val="center"/>
+            </w:pPr>
+            <w:r>
+              <w:rPr>
+                <w:rFonts w:ascii="Arial" w:hAnsi="Arial" w:eastAsia="Arial" w:cs="Arial"/>
+                <w:sz w:val="22"/>
+                <w:szCs w:val="22"/>
+              </w:rPr>
+              <w:t>Categories</w:t>
+            </w:r>
+          </w:p>
+        </w:tc>
+        <w:tc>
+          <w:tcPr>
+            <w:tcW w:w="2967" w:type="dxa"/>
+            <w:tcBorders>
+              <w:top w:val="single" w:sz="4" w:color="000000"/>
+              <w:left w:val="single" w:sz="4" w:color="000000"/>
+              <w:bottom w:val="single" w:sz="4" w:color="000000"/>
+              <w:right w:val="single" w:sz="4" w:color="000000"/>
+            </w:tcBorders>
+            <w:tcMar>
+              <w:top w:w="100" w:type="dxa"/>
+              <w:left w:w="100" w:type="dxa"/>
+              <w:bottom w:w="100" w:type="dxa"/>
+              <w:right w:w="100" w:type="dxa"/>
+            </w:tcMar>
+          </w:tcPr>
+          <w:p>
+            <w:pPr>
+              <w:jc w:val="center"/>
+            </w:pPr>
+            <w:r>
+              <w:rPr>
+                <w:rFonts w:ascii="Arial" w:hAnsi="Arial" w:eastAsia="Arial" w:cs="Arial"/>
+                <w:sz w:val="22"/>
+                <w:szCs w:val="22"/>
+              </w:rPr>
+              <w:t>Sub Categories</w:t>
+            </w:r>
+          </w:p>
+        </w:tc>
+        <w:tc>
+          <w:tcPr>
+            <w:tcW w:w="1482" w:type="dxa"/>
+            <w:tcBorders>
+              <w:top w:val="single" w:sz="4" w:color="000000"/>
+              <w:left w:val="single" w:sz="4" w:color="000000"/>
+              <w:bottom w:val="single" w:sz="4" w:color="000000"/>
+              <w:right w:val="single" w:sz="4" w:color="000000"/>
+            </w:tcBorders>
+            <w:tcMar>
+              <w:top w:w="100" w:type="dxa"/>
+              <w:left w:w="100" w:type="dxa"/>
+              <w:bottom w:w="100" w:type="dxa"/>
+              <w:right w:w="100" w:type="dxa"/>
+            </w:tcMar>
+          </w:tcPr>
+          <w:p>
+            <w:pPr>
+              <w:jc w:val="center"/>
+            </w:pPr>
+            <w:r>
+              <w:rPr>
+                <w:rFonts w:ascii="Arial" w:hAnsi="Arial" w:eastAsia="Arial" w:cs="Arial"/>
+                <w:sz w:val="22"/>
+                <w:szCs w:val="22"/>
+              </w:rPr>
+              <w:t>Volunteer</w:t>
+            </w:r>
+          </w:p>
+        </w:tc>
+        <w:tc>
+          <w:tcPr>
+            <w:tcW w:w="1287" w:type="dxa"/>
+            <w:tcBorders>
+              <w:top w:val="single" w:sz="4" w:color="000000"/>
+              <w:left w:val="single" w:sz="4" w:color="000000"/>
+              <w:bottom w:val="single" w:sz="4" w:color="000000"/>
+              <w:right w:val="single" w:sz="4" w:color="000000"/>
+            </w:tcBorders>
+            <w:tcMar>
+              <w:top w:w="100" w:type="dxa"/>
+              <w:left w:w="100" w:type="dxa"/>
+              <w:bottom w:w="100" w:type="dxa"/>
+              <w:right w:w="100" w:type="dxa"/>
+            </w:tcMar>
+          </w:tcPr>
+          <w:p>
+            <w:pPr>
+              <w:jc w:val="center"/>
+            </w:pPr>
+            <w:r>
+              <w:rPr>
+                <w:rFonts w:ascii="Arial" w:hAnsi="Arial" w:eastAsia="Arial" w:cs="Arial"/>
+                <w:sz w:val="22"/>
+                <w:szCs w:val="22"/>
+              </w:rPr>
+              <w:t>Admin</w:t>
+            </w:r>
+          </w:p>
+        </w:tc>
+        <w:tc>
+          <w:tcPr>
+            <w:tcW w:w="1137" w:type="dxa"/>
+            <w:tcBorders>
+              <w:top w:val="single" w:sz="4" w:color="000000"/>
+              <w:left w:val="single" w:sz="4" w:color="000000"/>
+              <w:bottom w:val="single" w:sz="4" w:color="000000"/>
+              <w:right w:val="single" w:sz="4" w:color="000000"/>
+            </w:tcBorders>
+            <w:tcMar>
+              <w:top w:w="100" w:type="dxa"/>
+              <w:left w:w="100" w:type="dxa"/>
+              <w:bottom w:w="100" w:type="dxa"/>
+              <w:right w:w="100" w:type="dxa"/>
+            </w:tcMar>
+          </w:tcPr>
+          <w:p>
+            <w:pPr>
+              <w:spacing w:line="276" w:lineRule="auto"/>
+              <w:jc w:val="center"/>
+            </w:pPr>
+            <w:r>
+              <w:rPr>
+                <w:rFonts w:ascii="Arial" w:hAnsi="Arial" w:eastAsia="Arial" w:cs="Arial"/>
+                <w:sz w:val="22"/>
+                <w:szCs w:val="22"/>
+              </w:rPr>
+              <w:t>Dev</w:t>
+            </w:r>
+          </w:p>
+        </w:tc>
+      </w:tr>
+      <w:tr>
+        <w:trPr>
+          <w:trHeight w:val="360" w:hRule="atLeast"/>
+        </w:trPr>
+        <w:tc>
+          <w:tcPr>
+            <w:tcW w:w="2607" w:type="dxa"/>
+            <w:tcBorders>
+              <w:top w:val="single" w:sz="4" w:color="000000"/>
+              <w:left w:val="single" w:sz="4" w:color="000000"/>
+              <w:bottom w:val="single" w:sz="4" w:color="000000"/>
+              <w:right w:val="single" w:sz="4" w:color="000000"/>
+            </w:tcBorders>
+            <w:tcMar>
+              <w:top w:w="100" w:type="dxa"/>
+              <w:left w:w="100" w:type="dxa"/>
+              <w:bottom w:w="100" w:type="dxa"/>
+              <w:right w:w="100" w:type="dxa"/>
+            </w:tcMar>
+          </w:tcPr>
+          <w:p>
+            <w:pPr>
+              <w:jc w:val="center"/>
+            </w:pPr>
+            <w:r>
+              <w:rPr>
+                <w:rFonts w:ascii="Arial" w:hAnsi="Arial" w:eastAsia="Arial" w:cs="Arial"/>
+                <w:sz w:val="22"/>
+                <w:szCs w:val="22"/>
+              </w:rPr>
+              <w:t>Home</w:t>
+            </w:r>
+          </w:p>
+        </w:tc>
+        <w:tc>
+          <w:tcPr>
+            <w:tcW w:w="2967" w:type="dxa"/>
+            <w:tcBorders>
+              <w:top w:val="single" w:sz="4" w:color="000000"/>
+              <w:left w:val="single" w:sz="4" w:color="000000"/>
+              <w:bottom w:val="single" w:sz="4" w:color="000000"/>
+              <w:right w:val="single" w:sz="4" w:color="000000"/>
+            </w:tcBorders>
+            <w:tcMar>
+              <w:top w:w="100" w:type="dxa"/>
+              <w:left w:w="100" w:type="dxa"/>
+              <w:bottom w:w="100" w:type="dxa"/>
+              <w:right w:w="100" w:type="dxa"/>
+            </w:tcMar>
+          </w:tcPr>
+          <w:p>
+            <w:pPr>
+              <w:spacing w:line="276" w:lineRule="auto"/>
+            </w:pPr>
+          </w:p>
+        </w:tc>
+        <w:tc>
+          <w:tcPr>
+            <w:tcW w:w="1482" w:type="dxa"/>
+            <w:tcBorders>
+              <w:top w:val="single" w:sz="4" w:color="000000"/>
+              <w:left w:val="single" w:sz="4" w:color="000000"/>
+              <w:bottom w:val="single" w:sz="4" w:color="000000"/>
+              <w:right w:val="single" w:sz="4" w:color="000000"/>
+            </w:tcBorders>
+            <w:tcMar>
+              <w:top w:w="100" w:type="dxa"/>
+              <w:left w:w="100" w:type="dxa"/>
+              <w:bottom w:w="100" w:type="dxa"/>
+              <w:right w:w="100" w:type="dxa"/>
+            </w:tcMar>
+          </w:tcPr>
+          <w:p>
+            <w:pPr>
+              <w:spacing w:line="276" w:lineRule="auto"/>
+            </w:pPr>
+          </w:p>
+        </w:tc>
+        <w:tc>
+          <w:tcPr>
+            <w:tcW w:w="1287" w:type="dxa"/>
+            <w:tcBorders>
+              <w:top w:val="single" w:sz="4" w:color="000000"/>
+              <w:left w:val="single" w:sz="4" w:color="000000"/>
+              <w:bottom w:val="single" w:sz="4" w:color="000000"/>
+              <w:right w:val="single" w:sz="4" w:color="000000"/>
+            </w:tcBorders>
+            <w:tcMar>
+              <w:top w:w="100" w:type="dxa"/>
+              <w:left w:w="100" w:type="dxa"/>
+              <w:bottom w:w="100" w:type="dxa"/>
+              <w:right w:w="100" w:type="dxa"/>
+            </w:tcMar>
+          </w:tcPr>
+          <w:p>
+            <w:pPr>
+              <w:spacing w:line="276" w:lineRule="auto"/>
+            </w:pPr>
+          </w:p>
+        </w:tc>
+        <w:tc>
+          <w:tcPr>
+            <w:tcW w:w="1137" w:type="dxa"/>
+            <w:tcBorders>
+              <w:top w:val="single" w:sz="4" w:color="000000"/>
+              <w:left w:val="single" w:sz="4" w:color="000000"/>
+              <w:bottom w:val="single" w:sz="4" w:color="000000"/>
+              <w:right w:val="single" w:sz="4" w:color="000000"/>
+            </w:tcBorders>
+            <w:tcMar>
+              <w:top w:w="100" w:type="dxa"/>
+              <w:left w:w="100" w:type="dxa"/>
+              <w:bottom w:w="100" w:type="dxa"/>
+              <w:right w:w="100" w:type="dxa"/>
+            </w:tcMar>
+          </w:tcPr>
+          <w:p>
+            <w:pPr>
+              <w:jc w:val="center"/>
+            </w:pPr>
+          </w:p>
+        </w:tc>
+      </w:tr>
+      <w:tr>
+        <w:trPr>
+          <w:trHeight w:val="360" w:hRule="atLeast"/>
+        </w:trPr>
+        <w:tc>
+          <w:tcPr>
+            <w:tcW w:w="2607" w:type="dxa"/>
+            <w:vMerge w:val="restart"/>
+            <w:tcBorders>
+              <w:top w:val="single" w:sz="4" w:color="000000"/>
+              <w:left w:val="single" w:sz="4" w:color="000000"/>
+              <w:bottom w:val="single" w:sz="4" w:color="000000"/>
+              <w:right w:val="single" w:sz="4" w:color="000000"/>
+            </w:tcBorders>
+            <w:tcMar>
+              <w:top w:w="100" w:type="dxa"/>
+              <w:left w:w="100" w:type="dxa"/>
+              <w:bottom w:w="100" w:type="dxa"/>
+              <w:right w:w="100" w:type="dxa"/>
+            </w:tcMar>
+          </w:tcPr>
+          <w:p>
+            <w:pPr>
+              <w:jc w:val="center"/>
+            </w:pPr>
+            <w:r>
+              <w:rPr>
+                <w:rFonts w:ascii="Arial" w:hAnsi="Arial" w:eastAsia="Arial" w:cs="Arial"/>
+                <w:sz w:val="22"/>
+                <w:szCs w:val="22"/>
+              </w:rPr>
+              <w:t>Personal Dashboared and Training</w:t>
+            </w:r>
+          </w:p>
+        </w:tc>
+        <w:tc>
+          <w:tcPr>
+            <w:tcW w:w="2967" w:type="dxa"/>
+            <w:tcBorders>
+              <w:top w:val="single" w:sz="4" w:color="000000"/>
+              <w:left w:val="single" w:sz="4" w:color="000000"/>
+              <w:bottom w:val="single" w:sz="4" w:color="000000"/>
+              <w:right w:val="single" w:sz="4" w:color="000000"/>
+            </w:tcBorders>
+            <w:tcMar>
+              <w:top w:w="100" w:type="dxa"/>
+              <w:left w:w="100" w:type="dxa"/>
+              <w:bottom w:w="100" w:type="dxa"/>
+              <w:right w:w="100" w:type="dxa"/>
+            </w:tcMar>
+          </w:tcPr>
+          <w:p>
+            <w:pPr>
+              <w:jc w:val="center"/>
+            </w:pPr>
+            <w:r>
+              <w:rPr>
+                <w:rFonts w:ascii="Arial" w:hAnsi="Arial" w:eastAsia="Arial" w:cs="Arial"/>
+                <w:sz w:val="22"/>
+                <w:szCs w:val="22"/>
+              </w:rPr>
+              <w:t>Dashboared</w:t>
+            </w:r>
+          </w:p>
+        </w:tc>
+        <w:tc>
+          <w:tcPr>
+            <w:tcW w:w="1482" w:type="dxa"/>
+            <w:tcBorders>
+              <w:top w:val="single" w:sz="4" w:color="000000"/>
+              <w:left w:val="single" w:sz="4" w:color="000000"/>
+              <w:bottom w:val="single" w:sz="4" w:color="000000"/>
+              <w:right w:val="single" w:sz="4" w:color="000000"/>
+            </w:tcBorders>
+            <w:tcMar>
+              <w:top w:w="100" w:type="dxa"/>
+              <w:left w:w="100" w:type="dxa"/>
+              <w:bottom w:w="100" w:type="dxa"/>
+              <w:right w:w="100" w:type="dxa"/>
+            </w:tcMar>
+          </w:tcPr>
+          <w:p>
+            <w:pPr>
+              <w:jc w:val="center"/>
+            </w:pPr>
+            <w:r>
+              <w:rPr>
+                <w:rFonts w:ascii="Arial" w:hAnsi="Arial" w:eastAsia="Arial" w:cs="Arial"/>
+                <w:sz w:val="22"/>
+                <w:szCs w:val="22"/>
+              </w:rPr>
+              <w:t>✅</w:t>
+            </w:r>
+          </w:p>
+        </w:tc>
+        <w:tc>
+          <w:tcPr>
+            <w:tcW w:w="1287" w:type="dxa"/>
+            <w:tcBorders>
+              <w:top w:val="single" w:sz="4" w:color="000000"/>
+              <w:left w:val="single" w:sz="4" w:color="000000"/>
+              <w:bottom w:val="single" w:sz="4" w:color="000000"/>
+              <w:right w:val="single" w:sz="4" w:color="000000"/>
+            </w:tcBorders>
+            <w:tcMar>
+              <w:top w:w="100" w:type="dxa"/>
+              <w:left w:w="100" w:type="dxa"/>
+              <w:bottom w:w="100" w:type="dxa"/>
+              <w:right w:w="100" w:type="dxa"/>
+            </w:tcMar>
+          </w:tcPr>
+          <w:p>
+            <w:pPr>
+              <w:jc w:val="center"/>
+            </w:pPr>
+            <w:r>
+              <w:rPr>
+                <w:rFonts w:ascii="Arial" w:hAnsi="Arial" w:eastAsia="Arial" w:cs="Arial"/>
+                <w:sz w:val="22"/>
+                <w:szCs w:val="22"/>
+              </w:rPr>
+              <w:t>✅</w:t>
+            </w:r>
+          </w:p>
+        </w:tc>
+        <w:tc>
+          <w:tcPr>
+            <w:tcW w:w="1137" w:type="dxa"/>
+            <w:tcBorders>
+              <w:top w:val="single" w:sz="4" w:color="000000"/>
+              <w:left w:val="single" w:sz="4" w:color="000000"/>
+              <w:bottom w:val="single" w:sz="4" w:color="000000"/>
+              <w:right w:val="single" w:sz="4" w:color="000000"/>
+            </w:tcBorders>
+            <w:tcMar>
+              <w:top w:w="100" w:type="dxa"/>
+              <w:left w:w="100" w:type="dxa"/>
+              <w:bottom w:w="100" w:type="dxa"/>
+              <w:right w:w="100" w:type="dxa"/>
+            </w:tcMar>
+          </w:tcPr>
+          <w:p>
+            <w:pPr>
+              <w:jc w:val="center"/>
+            </w:pPr>
+            <w:r>
+              <w:rPr>
+                <w:rFonts w:ascii="Arial" w:hAnsi="Arial" w:eastAsia="Arial" w:cs="Arial"/>
+                <w:sz w:val="22"/>
+                <w:szCs w:val="22"/>
+              </w:rPr>
+              <w:t>✅</w:t>
+            </w:r>
+          </w:p>
+        </w:tc>
+      </w:tr>
+      <w:tr>
+        <w:trPr>
+          <w:trHeight w:val="360" w:hRule="atLeast"/>
+        </w:trPr>
+        <w:tc>
+          <w:tcPr>
+            <w:tcW w:w="2607" w:type="dxa"/>
+            <w:vMerge/>
+            <w:tcBorders>
+              <w:top w:val="single" w:sz="4" w:color="000000"/>
+              <w:left w:val="single" w:sz="4" w:color="000000"/>
+              <w:bottom w:val="single" w:sz="4" w:color="000000"/>
+              <w:right w:val="single" w:sz="4" w:color="000000"/>
+            </w:tcBorders>
+            <w:tcMar>
+              <w:top w:w="100" w:type="dxa"/>
+              <w:left w:w="100" w:type="dxa"/>
+              <w:bottom w:w="100" w:type="dxa"/>
+              <w:right w:w="100" w:type="dxa"/>
+            </w:tcMar>
+          </w:tcPr>
+          <w:p/>
+        </w:tc>
+        <w:tc>
+          <w:tcPr>
+            <w:tcW w:w="2607" w:type="dxa"/>
+            <w:tcBorders>
+              <w:top w:val="single" w:sz="4" w:color="000000"/>
+              <w:left w:val="single" w:sz="4" w:color="000000"/>
+              <w:bottom w:val="single" w:sz="4" w:color="000000"/>
+              <w:right w:val="single" w:sz="4" w:color="000000"/>
+            </w:tcBorders>
+            <w:tcMar>
+              <w:top w:w="100" w:type="dxa"/>
+              <w:left w:w="100" w:type="dxa"/>
+              <w:bottom w:w="100" w:type="dxa"/>
+              <w:right w:w="100" w:type="dxa"/>
+            </w:tcMar>
+          </w:tcPr>
+          <w:p>
+            <w:pPr>
+              <w:jc w:val="center"/>
+            </w:pPr>
+            <w:r>
+              <w:rPr>
+                <w:rFonts w:ascii="Arial" w:hAnsi="Arial" w:eastAsia="Arial" w:cs="Arial"/>
+                <w:sz w:val="22"/>
+                <w:szCs w:val="22"/>
+              </w:rPr>
+              <w:t>Training</w:t>
+            </w:r>
+          </w:p>
+        </w:tc>
+        <w:tc>
+          <w:tcPr>
+            <w:tcW w:w="2967" w:type="dxa"/>
+            <w:tcBorders>
+              <w:top w:val="single" w:sz="4" w:color="000000"/>
+              <w:left w:val="single" w:sz="4" w:color="000000"/>
+              <w:bottom w:val="single" w:sz="4" w:color="000000"/>
+              <w:right w:val="single" w:sz="4" w:color="000000"/>
+            </w:tcBorders>
+            <w:tcMar>
+              <w:top w:w="100" w:type="dxa"/>
+              <w:left w:w="100" w:type="dxa"/>
+              <w:bottom w:w="100" w:type="dxa"/>
+              <w:right w:w="100" w:type="dxa"/>
+            </w:tcMar>
+          </w:tcPr>
+          <w:p>
+            <w:pPr>
+              <w:jc w:val="center"/>
+            </w:pPr>
+            <w:r>
+              <w:rPr>
+                <w:rFonts w:ascii="Arial" w:hAnsi="Arial" w:eastAsia="Arial" w:cs="Arial"/>
+                <w:sz w:val="22"/>
+                <w:szCs w:val="22"/>
+              </w:rPr>
+              <w:t>✅</w:t>
+            </w:r>
+          </w:p>
+        </w:tc>
+        <w:tc>
+          <w:tcPr>
+            <w:tcW w:w="1482" w:type="dxa"/>
+            <w:tcBorders>
+              <w:top w:val="single" w:sz="4" w:color="000000"/>
+              <w:left w:val="single" w:sz="4" w:color="000000"/>
+              <w:bottom w:val="single" w:sz="4" w:color="000000"/>
+              <w:right w:val="single" w:sz="4" w:color="000000"/>
+            </w:tcBorders>
+            <w:tcMar>
+              <w:top w:w="100" w:type="dxa"/>
+              <w:left w:w="100" w:type="dxa"/>
+              <w:bottom w:w="100" w:type="dxa"/>
+              <w:right w:w="100" w:type="dxa"/>
+            </w:tcMar>
+          </w:tcPr>
+          <w:p>
+            <w:pPr>
+              <w:jc w:val="center"/>
+            </w:pPr>
+            <w:r>
+              <w:rPr>
+                <w:rFonts w:ascii="Arial" w:hAnsi="Arial" w:eastAsia="Arial" w:cs="Arial"/>
+                <w:sz w:val="22"/>
+                <w:szCs w:val="22"/>
+              </w:rPr>
+              <w:t>✅</w:t>
+            </w:r>
+          </w:p>
+        </w:tc>
+        <w:tc>
+          <w:tcPr>
+            <w:tcW w:w="1287" w:type="dxa"/>
+            <w:tcBorders>
+              <w:top w:val="single" w:sz="4" w:color="000000"/>
+              <w:left w:val="single" w:sz="4" w:color="000000"/>
+              <w:bottom w:val="single" w:sz="4" w:color="000000"/>
+              <w:right w:val="single" w:sz="4" w:color="000000"/>
+            </w:tcBorders>
+            <w:tcMar>
+              <w:top w:w="100" w:type="dxa"/>
+              <w:left w:w="100" w:type="dxa"/>
+              <w:bottom w:w="100" w:type="dxa"/>
+              <w:right w:w="100" w:type="dxa"/>
+            </w:tcMar>
+          </w:tcPr>
+          <w:p>
+            <w:pPr>
+              <w:jc w:val="center"/>
+            </w:pPr>
+            <w:r>
+              <w:rPr>
+                <w:rFonts w:ascii="Arial" w:hAnsi="Arial" w:eastAsia="Arial" w:cs="Arial"/>
+                <w:sz w:val="22"/>
+                <w:szCs w:val="22"/>
+              </w:rPr>
+              <w:t>✅</w:t>
+            </w:r>
+          </w:p>
+        </w:tc>
+      </w:tr>
+      <w:tr>
+        <w:trPr>
+          <w:trHeight w:val="360" w:hRule="atLeast"/>
+        </w:trPr>
+        <w:tc>
+          <w:tcPr>
+            <w:tcW w:w="2607" w:type="dxa"/>
+            <w:tcBorders>
+              <w:top w:val="single" w:sz="4" w:color="000000"/>
+              <w:left w:val="single" w:sz="4" w:color="000000"/>
+              <w:bottom w:val="single" w:sz="4" w:color="000000"/>
+              <w:right w:val="single" w:sz="4" w:color="000000"/>
+            </w:tcBorders>
+            <w:tcMar>
+              <w:top w:w="100" w:type="dxa"/>
+              <w:left w:w="100" w:type="dxa"/>
+              <w:bottom w:w="100" w:type="dxa"/>
+              <w:right w:w="100" w:type="dxa"/>
+            </w:tcMar>
+          </w:tcPr>
+          <w:p>
+            <w:pPr>
+              <w:jc w:val="center"/>
+            </w:pPr>
+            <w:r>
+              <w:rPr>
+                <w:rFonts w:ascii="Arial" w:hAnsi="Arial" w:eastAsia="Arial" w:cs="Arial"/>
+                <w:sz w:val="22"/>
+                <w:szCs w:val="22"/>
+              </w:rPr>
+              <w:t>Inventory</w:t>
+            </w:r>
+          </w:p>
+        </w:tc>
+        <w:tc>
+          <w:tcPr>
+            <w:tcW w:w="2967" w:type="dxa"/>
+            <w:tcBorders>
+              <w:top w:val="single" w:sz="4" w:color="000000"/>
+              <w:left w:val="single" w:sz="4" w:color="000000"/>
+              <w:bottom w:val="single" w:sz="4" w:color="000000"/>
+              <w:right w:val="single" w:sz="4" w:color="000000"/>
+            </w:tcBorders>
+            <w:tcMar>
+              <w:top w:w="100" w:type="dxa"/>
+              <w:left w:w="100" w:type="dxa"/>
+              <w:bottom w:w="100" w:type="dxa"/>
+              <w:right w:w="100" w:type="dxa"/>
+            </w:tcMar>
+          </w:tcPr>
+          <w:p>
+            <w:pPr>
+              <w:spacing w:line="276" w:lineRule="auto"/>
+            </w:pPr>
+          </w:p>
+        </w:tc>
+        <w:tc>
+          <w:tcPr>
+            <w:tcW w:w="1482" w:type="dxa"/>
+            <w:tcBorders>
+              <w:top w:val="single" w:sz="4" w:color="000000"/>
+              <w:left w:val="single" w:sz="4" w:color="000000"/>
+              <w:bottom w:val="single" w:sz="4" w:color="000000"/>
+              <w:right w:val="single" w:sz="4" w:color="000000"/>
+            </w:tcBorders>
+            <w:tcMar>
+              <w:top w:w="100" w:type="dxa"/>
+              <w:left w:w="100" w:type="dxa"/>
+              <w:bottom w:w="100" w:type="dxa"/>
+              <w:right w:w="100" w:type="dxa"/>
+            </w:tcMar>
+          </w:tcPr>
+          <w:p>
+            <w:pPr>
+              <w:spacing w:line="276" w:lineRule="auto"/>
+            </w:pPr>
+          </w:p>
+        </w:tc>
+        <w:tc>
+          <w:tcPr>
+            <w:tcW w:w="1287" w:type="dxa"/>
+            <w:tcBorders>
+              <w:top w:val="single" w:sz="4" w:color="000000"/>
+              <w:left w:val="single" w:sz="4" w:color="000000"/>
+              <w:bottom w:val="single" w:sz="4" w:color="000000"/>
+              <w:right w:val="single" w:sz="4" w:color="000000"/>
+            </w:tcBorders>
+            <w:tcMar>
+              <w:top w:w="100" w:type="dxa"/>
+              <w:left w:w="100" w:type="dxa"/>
+              <w:bottom w:w="100" w:type="dxa"/>
+              <w:right w:w="100" w:type="dxa"/>
+            </w:tcMar>
+          </w:tcPr>
+          <w:p>
+            <w:pPr>
+              <w:spacing w:line="276" w:lineRule="auto"/>
+            </w:pPr>
+          </w:p>
+        </w:tc>
+        <w:tc>
+          <w:tcPr>
+            <w:tcW w:w="1137" w:type="dxa"/>
+            <w:tcBorders>
+              <w:top w:val="single" w:sz="4" w:color="000000"/>
+              <w:left w:val="single" w:sz="4" w:color="000000"/>
+              <w:bottom w:val="single" w:sz="4" w:color="000000"/>
+              <w:right w:val="single" w:sz="4" w:color="000000"/>
+            </w:tcBorders>
+            <w:tcMar>
+              <w:top w:w="100" w:type="dxa"/>
+              <w:left w:w="100" w:type="dxa"/>
+              <w:bottom w:w="100" w:type="dxa"/>
+              <w:right w:w="100" w:type="dxa"/>
+            </w:tcMar>
+          </w:tcPr>
+          <w:p>
+            <w:pPr>
+              <w:spacing w:line="276" w:lineRule="auto"/>
+            </w:pPr>
+          </w:p>
+        </w:tc>
+      </w:tr>
+      <w:tr>
+        <w:trPr>
+          <w:trHeight w:val="360" w:hRule="atLeast"/>
+        </w:trPr>
+        <w:tc>
+          <w:tcPr>
+            <w:tcW w:w="2607" w:type="dxa"/>
+            <w:vMerge w:val="restart"/>
+            <w:tcBorders>
+              <w:top w:val="single" w:sz="4" w:color="000000"/>
+              <w:left w:val="single" w:sz="4" w:color="000000"/>
+              <w:bottom w:val="single" w:sz="4" w:color="000000"/>
+              <w:right w:val="single" w:sz="4" w:color="000000"/>
+            </w:tcBorders>
+            <w:tcMar>
+              <w:top w:w="100" w:type="dxa"/>
+              <w:left w:w="100" w:type="dxa"/>
+              <w:bottom w:w="100" w:type="dxa"/>
+              <w:right w:w="100" w:type="dxa"/>
+            </w:tcMar>
+          </w:tcPr>
+          <w:p>
+            <w:pPr>
+              <w:jc w:val="center"/>
+            </w:pPr>
+            <w:r>
+              <w:t>these Sub Categories are made from the Management Categories</w:t>
+            </w:r>
+          </w:p>
+        </w:tc>
+        <w:tc>
+          <w:tcPr>
+            <w:tcW w:w="2967" w:type="dxa"/>
+            <w:tcBorders>
+              <w:top w:val="single" w:sz="6" w:color="000000"/>
+              <w:left w:val="single" w:sz="6" w:color="000000"/>
+              <w:bottom w:val="single" w:sz="6" w:color="000000"/>
+              <w:right w:val="single" w:sz="6" w:color="000000"/>
+            </w:tcBorders>
+            <w:tcMar>
+              <w:top w:w="105" w:type="dxa"/>
+              <w:left w:w="105" w:type="dxa"/>
+              <w:bottom w:w="105" w:type="dxa"/>
+              <w:right w:w="105" w:type="dxa"/>
+            </w:tcMar>
+          </w:tcPr>
+          <w:p>
+            <w:pPr>
+              <w:jc w:val="center"/>
+            </w:pPr>
+            <w:r>
+              <w:rPr>
+                <w:rFonts w:ascii="Arial" w:hAnsi="Arial" w:eastAsia="Arial" w:cs="Arial"/>
+                <w:sz w:val="22"/>
+                <w:szCs w:val="22"/>
+              </w:rPr>
+              <w:t>Logo</w:t>
+            </w:r>
+          </w:p>
+        </w:tc>
+        <w:tc>
+          <w:tcPr>
+            <w:tcW w:w="1482" w:type="dxa"/>
+            <w:tcBorders>
+              <w:top w:val="single" w:sz="4" w:color="000000"/>
+              <w:left w:val="single" w:sz="4" w:color="000000"/>
+              <w:bottom w:val="single" w:sz="4" w:color="000000"/>
+              <w:right w:val="single" w:sz="4" w:color="000000"/>
+            </w:tcBorders>
+            <w:tcMar>
+              <w:top w:w="100" w:type="dxa"/>
+              <w:left w:w="100" w:type="dxa"/>
+              <w:bottom w:w="100" w:type="dxa"/>
+              <w:right w:w="100" w:type="dxa"/>
+            </w:tcMar>
+          </w:tcPr>
+          <w:p>
+            <w:pPr>
+              <w:jc w:val="center"/>
+            </w:pPr>
+            <w:r>
+              <w:rPr>
+                <w:rFonts w:ascii="Arial" w:hAnsi="Arial" w:eastAsia="Arial" w:cs="Arial"/>
+                <w:sz w:val="22"/>
+                <w:szCs w:val="22"/>
+              </w:rPr>
+              <w:t>✅</w:t>
+            </w:r>
+          </w:p>
+        </w:tc>
+        <w:tc>
+          <w:tcPr>
+            <w:tcW w:w="1287" w:type="dxa"/>
+            <w:tcBorders>
+              <w:top w:val="single" w:sz="4" w:color="000000"/>
+              <w:left w:val="single" w:sz="4" w:color="000000"/>
+              <w:bottom w:val="single" w:sz="4" w:color="000000"/>
+              <w:right w:val="single" w:sz="4" w:color="000000"/>
+            </w:tcBorders>
+            <w:tcMar>
+              <w:top w:w="100" w:type="dxa"/>
+              <w:left w:w="100" w:type="dxa"/>
+              <w:bottom w:w="100" w:type="dxa"/>
+              <w:right w:w="100" w:type="dxa"/>
+            </w:tcMar>
+          </w:tcPr>
+          <w:p>
+            <w:pPr>
+              <w:jc w:val="center"/>
+            </w:pPr>
+            <w:r>
+              <w:rPr>
+                <w:rFonts w:ascii="Arial" w:hAnsi="Arial" w:eastAsia="Arial" w:cs="Arial"/>
+                <w:sz w:val="22"/>
+                <w:szCs w:val="22"/>
+              </w:rPr>
+              <w:t>✅</w:t>
+            </w:r>
+          </w:p>
+        </w:tc>
+        <w:tc>
+          <w:tcPr>
+            <w:tcW w:w="1137" w:type="dxa"/>
+            <w:tcBorders>
+              <w:top w:val="single" w:sz="4" w:color="000000"/>
+              <w:left w:val="single" w:sz="4" w:color="000000"/>
+              <w:bottom w:val="single" w:sz="4" w:color="000000"/>
+              <w:right w:val="single" w:sz="4" w:color="000000"/>
+            </w:tcBorders>
+            <w:tcMar>
+              <w:top w:w="100" w:type="dxa"/>
+              <w:left w:w="100" w:type="dxa"/>
+              <w:bottom w:w="100" w:type="dxa"/>
+              <w:right w:w="100" w:type="dxa"/>
+            </w:tcMar>
+          </w:tcPr>
+          <w:p>
+            <w:pPr>
+              <w:jc w:val="center"/>
+            </w:pPr>
+            <w:r>
+              <w:rPr>
+                <w:rFonts w:ascii="Arial" w:hAnsi="Arial" w:eastAsia="Arial" w:cs="Arial"/>
+                <w:sz w:val="22"/>
+                <w:szCs w:val="22"/>
+              </w:rPr>
+              <w:t>✅</w:t>
+            </w:r>
+          </w:p>
+        </w:tc>
+      </w:tr>
+      <w:tr>
+        <w:trPr>
+          <w:trHeight w:val="360" w:hRule="atLeast"/>
+        </w:trPr>
+        <w:tc>
+          <w:tcPr>
+            <w:tcW w:w="2607" w:type="dxa"/>
+            <w:vMerge/>
+            <w:tcBorders>
+              <w:top w:val="single" w:sz="4" w:color="000000"/>
+              <w:left w:val="single" w:sz="4" w:color="000000"/>
+              <w:bottom w:val="single" w:sz="4" w:color="000000"/>
+              <w:right w:val="single" w:sz="4" w:color="000000"/>
+            </w:tcBorders>
+            <w:tcMar>
+              <w:top w:w="100" w:type="dxa"/>
+              <w:left w:w="100" w:type="dxa"/>
+              <w:bottom w:w="100" w:type="dxa"/>
+              <w:right w:w="100" w:type="dxa"/>
+            </w:tcMar>
+          </w:tcPr>
+          <w:p/>
+        </w:tc>
+        <w:tc>
+          <w:tcPr>
+            <w:tcW w:w="2607" w:type="dxa"/>
+            <w:tcBorders>
+              <w:top w:val="single" w:sz="6" w:color="000000"/>
+              <w:left w:val="single" w:sz="6" w:color="000000"/>
+              <w:bottom w:val="single" w:sz="6" w:color="000000"/>
+              <w:right w:val="single" w:sz="6" w:color="000000"/>
+            </w:tcBorders>
+            <w:tcMar>
+              <w:top w:w="105" w:type="dxa"/>
+              <w:left w:w="105" w:type="dxa"/>
+              <w:bottom w:w="105" w:type="dxa"/>
+              <w:right w:w="105" w:type="dxa"/>
+            </w:tcMar>
+          </w:tcPr>
+          <w:p>
+            <w:pPr>
+              <w:jc w:val="center"/>
+            </w:pPr>
+            <w:r>
+              <w:rPr>
+                <w:rFonts w:ascii="Arial" w:hAnsi="Arial" w:eastAsia="Arial" w:cs="Arial"/>
+                <w:sz w:val="22"/>
+                <w:szCs w:val="22"/>
+              </w:rPr>
+              <w:t>Plain</w:t>
+            </w:r>
+          </w:p>
+        </w:tc>
+        <w:tc>
+          <w:tcPr>
+            <w:tcW w:w="2967" w:type="dxa"/>
+            <w:tcBorders>
+              <w:top w:val="single" w:sz="4" w:color="000000"/>
+              <w:left w:val="single" w:sz="4" w:color="000000"/>
+              <w:bottom w:val="single" w:sz="4" w:color="000000"/>
+              <w:right w:val="single" w:sz="4" w:color="000000"/>
+            </w:tcBorders>
+            <w:tcMar>
+              <w:top w:w="100" w:type="dxa"/>
+              <w:left w:w="100" w:type="dxa"/>
+              <w:bottom w:w="100" w:type="dxa"/>
+              <w:right w:w="100" w:type="dxa"/>
+            </w:tcMar>
+          </w:tcPr>
+          <w:p>
+            <w:pPr>
+              <w:jc w:val="center"/>
+            </w:pPr>
+            <w:r>
+              <w:rPr>
+                <w:rFonts w:ascii="Arial" w:hAnsi="Arial" w:eastAsia="Arial" w:cs="Arial"/>
+                <w:sz w:val="22"/>
+                <w:szCs w:val="22"/>
+              </w:rPr>
+              <w:t>✅</w:t>
+            </w:r>
+          </w:p>
+        </w:tc>
+        <w:tc>
+          <w:tcPr>
+            <w:tcW w:w="1482" w:type="dxa"/>
+            <w:tcBorders>
+              <w:top w:val="single" w:sz="4" w:color="000000"/>
+              <w:left w:val="single" w:sz="4" w:color="000000"/>
+              <w:bottom w:val="single" w:sz="4" w:color="000000"/>
+              <w:right w:val="single" w:sz="4" w:color="000000"/>
+            </w:tcBorders>
+            <w:tcMar>
+              <w:top w:w="100" w:type="dxa"/>
+              <w:left w:w="100" w:type="dxa"/>
+              <w:bottom w:w="100" w:type="dxa"/>
+              <w:right w:w="100" w:type="dxa"/>
+            </w:tcMar>
+          </w:tcPr>
+          <w:p>
+            <w:pPr>
+              <w:jc w:val="center"/>
+            </w:pPr>
+            <w:r>
+              <w:rPr>
+                <w:rFonts w:ascii="Arial" w:hAnsi="Arial" w:eastAsia="Arial" w:cs="Arial"/>
+                <w:sz w:val="22"/>
+                <w:szCs w:val="22"/>
+              </w:rPr>
+              <w:t>✅</w:t>
+            </w:r>
+          </w:p>
+        </w:tc>
+        <w:tc>
+          <w:tcPr>
+            <w:tcW w:w="1287" w:type="dxa"/>
+            <w:tcBorders>
+              <w:top w:val="single" w:sz="4" w:color="000000"/>
+              <w:left w:val="single" w:sz="4" w:color="000000"/>
+              <w:bottom w:val="single" w:sz="4" w:color="000000"/>
+              <w:right w:val="single" w:sz="4" w:color="000000"/>
+            </w:tcBorders>
+            <w:tcMar>
+              <w:top w:w="100" w:type="dxa"/>
+              <w:left w:w="100" w:type="dxa"/>
+              <w:bottom w:w="100" w:type="dxa"/>
+              <w:right w:w="100" w:type="dxa"/>
+            </w:tcMar>
+          </w:tcPr>
+          <w:p>
+            <w:pPr>
+              <w:jc w:val="center"/>
+            </w:pPr>
+            <w:r>
+              <w:rPr>
+                <w:rFonts w:ascii="Arial" w:hAnsi="Arial" w:eastAsia="Arial" w:cs="Arial"/>
+                <w:sz w:val="22"/>
+                <w:szCs w:val="22"/>
+              </w:rPr>
+              <w:t>✅</w:t>
+            </w:r>
+          </w:p>
+        </w:tc>
+      </w:tr>
+      <w:tr>
+        <w:trPr>
+          <w:trHeight w:val="360" w:hRule="atLeast"/>
+        </w:trPr>
+        <w:tc>
+          <w:tcPr>
+            <w:tcW w:w="2607" w:type="dxa"/>
+            <w:vMerge/>
+            <w:tcBorders>
+              <w:top w:val="single" w:sz="4" w:color="000000"/>
+              <w:left w:val="single" w:sz="4" w:color="000000"/>
+              <w:bottom w:val="single" w:sz="4" w:color="000000"/>
+              <w:right w:val="single" w:sz="4" w:color="000000"/>
+            </w:tcBorders>
+            <w:tcMar>
+              <w:top w:w="100" w:type="dxa"/>
+              <w:left w:w="100" w:type="dxa"/>
+              <w:bottom w:w="100" w:type="dxa"/>
+              <w:right w:w="100" w:type="dxa"/>
+            </w:tcMar>
+          </w:tcPr>
+          <w:p/>
+        </w:tc>
+        <w:tc>
+          <w:tcPr>
+            <w:tcW w:w="2607" w:type="dxa"/>
+            <w:tcBorders>
+              <w:top w:val="single" w:sz="6" w:color="000000"/>
+              <w:left w:val="single" w:sz="6" w:color="000000"/>
+              <w:bottom w:val="single" w:sz="6" w:color="000000"/>
+              <w:right w:val="single" w:sz="6" w:color="000000"/>
+            </w:tcBorders>
+            <w:tcMar>
+              <w:top w:w="105" w:type="dxa"/>
+              <w:left w:w="105" w:type="dxa"/>
+              <w:bottom w:w="105" w:type="dxa"/>
+              <w:right w:w="105" w:type="dxa"/>
+            </w:tcMar>
+          </w:tcPr>
+          <w:p>
+            <w:pPr>
+              <w:jc w:val="center"/>
+            </w:pPr>
+            <w:r>
+              <w:rPr>
+                <w:rFonts w:ascii="Arial" w:hAnsi="Arial" w:eastAsia="Arial" w:cs="Arial"/>
+                <w:sz w:val="22"/>
+                <w:szCs w:val="22"/>
+              </w:rPr>
+              <w:t>New</w:t>
+            </w:r>
+          </w:p>
+        </w:tc>
+        <w:tc>
+          <w:tcPr>
+            <w:tcW w:w="2967" w:type="dxa"/>
+            <w:tcBorders>
+              <w:top w:val="single" w:sz="4" w:color="000000"/>
+              <w:left w:val="single" w:sz="4" w:color="000000"/>
+              <w:bottom w:val="single" w:sz="4" w:color="000000"/>
+              <w:right w:val="single" w:sz="4" w:color="000000"/>
+            </w:tcBorders>
+            <w:tcMar>
+              <w:top w:w="100" w:type="dxa"/>
+              <w:left w:w="100" w:type="dxa"/>
+              <w:bottom w:w="100" w:type="dxa"/>
+              <w:right w:w="100" w:type="dxa"/>
+            </w:tcMar>
+          </w:tcPr>
+          <w:p>
+            <w:pPr>
+              <w:jc w:val="center"/>
+            </w:pPr>
+            <w:r>
+              <w:rPr>
+                <w:rFonts w:ascii="Arial" w:hAnsi="Arial" w:eastAsia="Arial" w:cs="Arial"/>
+                <w:sz w:val="22"/>
+                <w:szCs w:val="22"/>
+              </w:rPr>
+              <w:t>✅</w:t>
+            </w:r>
+          </w:p>
+        </w:tc>
+        <w:tc>
+          <w:tcPr>
+            <w:tcW w:w="1482" w:type="dxa"/>
+            <w:tcBorders>
+              <w:top w:val="single" w:sz="4" w:color="000000"/>
+              <w:left w:val="single" w:sz="4" w:color="000000"/>
+              <w:bottom w:val="single" w:sz="4" w:color="000000"/>
+              <w:right w:val="single" w:sz="4" w:color="000000"/>
+            </w:tcBorders>
+            <w:tcMar>
+              <w:top w:w="100" w:type="dxa"/>
+              <w:left w:w="100" w:type="dxa"/>
+              <w:bottom w:w="100" w:type="dxa"/>
+              <w:right w:w="100" w:type="dxa"/>
+            </w:tcMar>
+          </w:tcPr>
+          <w:p>
+            <w:pPr>
+              <w:jc w:val="center"/>
+            </w:pPr>
+            <w:r>
+              <w:rPr>
+                <w:rFonts w:ascii="Arial" w:hAnsi="Arial" w:eastAsia="Arial" w:cs="Arial"/>
+                <w:sz w:val="22"/>
+                <w:szCs w:val="22"/>
+              </w:rPr>
+              <w:t>✅</w:t>
+            </w:r>
+          </w:p>
+        </w:tc>
+        <w:tc>
+          <w:tcPr>
+            <w:tcW w:w="1287" w:type="dxa"/>
+            <w:tcBorders>
+              <w:top w:val="single" w:sz="4" w:color="000000"/>
+              <w:left w:val="single" w:sz="4" w:color="000000"/>
+              <w:bottom w:val="single" w:sz="4" w:color="000000"/>
+              <w:right w:val="single" w:sz="4" w:color="000000"/>
+            </w:tcBorders>
+            <w:tcMar>
+              <w:top w:w="100" w:type="dxa"/>
+              <w:left w:w="100" w:type="dxa"/>
+              <w:bottom w:w="100" w:type="dxa"/>
+              <w:right w:w="100" w:type="dxa"/>
+            </w:tcMar>
+          </w:tcPr>
+          <w:p>
+            <w:pPr>
+              <w:jc w:val="center"/>
+            </w:pPr>
+            <w:r>
+              <w:rPr>
+                <w:rFonts w:ascii="Arial" w:hAnsi="Arial" w:eastAsia="Arial" w:cs="Arial"/>
+                <w:sz w:val="22"/>
+                <w:szCs w:val="22"/>
+              </w:rPr>
+              <w:t>✅</w:t>
+            </w:r>
+          </w:p>
+        </w:tc>
+      </w:tr>
+      <w:tr>
+        <w:trPr>
+          <w:trHeight w:val="360" w:hRule="atLeast"/>
+        </w:trPr>
+        <w:tc>
+          <w:tcPr>
+            <w:tcW w:w="2607" w:type="dxa"/>
+            <w:vMerge/>
+            <w:tcBorders>
+              <w:top w:val="single" w:sz="4" w:color="000000"/>
+              <w:left w:val="single" w:sz="4" w:color="000000"/>
+              <w:bottom w:val="single" w:sz="4" w:color="000000"/>
+              <w:right w:val="single" w:sz="4" w:color="000000"/>
+            </w:tcBorders>
+            <w:tcMar>
+              <w:top w:w="100" w:type="dxa"/>
+              <w:left w:w="100" w:type="dxa"/>
+              <w:bottom w:w="100" w:type="dxa"/>
+              <w:right w:w="100" w:type="dxa"/>
+            </w:tcMar>
+          </w:tcPr>
+          <w:p/>
+        </w:tc>
+        <w:tc>
+          <w:tcPr>
+            <w:tcW w:w="2607" w:type="dxa"/>
+            <w:tcBorders>
+              <w:top w:val="single" w:sz="6" w:color="000000"/>
+              <w:left w:val="single" w:sz="6" w:color="000000"/>
+              <w:bottom w:val="single" w:sz="6" w:color="000000"/>
+              <w:right w:val="single" w:sz="6" w:color="000000"/>
+            </w:tcBorders>
+            <w:tcMar>
+              <w:top w:w="105" w:type="dxa"/>
+              <w:left w:w="105" w:type="dxa"/>
+              <w:bottom w:w="105" w:type="dxa"/>
+              <w:right w:w="105" w:type="dxa"/>
+            </w:tcMar>
+          </w:tcPr>
+          <w:p>
+            <w:pPr>
+              <w:jc w:val="center"/>
+            </w:pPr>
+            <w:r>
+              <w:rPr>
+                <w:rFonts w:ascii="Arial" w:hAnsi="Arial" w:eastAsia="Arial" w:cs="Arial"/>
+                <w:sz w:val="22"/>
+                <w:szCs w:val="22"/>
+              </w:rPr>
+              <w:t>(other Categories created in the management)</w:t>
+            </w:r>
+          </w:p>
+        </w:tc>
+        <w:tc>
+          <w:tcPr>
+            <w:tcW w:w="2967" w:type="dxa"/>
+            <w:tcBorders>
+              <w:top w:val="single" w:sz="4" w:color="000000"/>
+              <w:left w:val="single" w:sz="4" w:color="000000"/>
+              <w:bottom w:val="single" w:sz="4" w:color="000000"/>
+              <w:right w:val="single" w:sz="4" w:color="000000"/>
+            </w:tcBorders>
+            <w:tcMar>
+              <w:top w:w="100" w:type="dxa"/>
+              <w:left w:w="100" w:type="dxa"/>
+              <w:bottom w:w="100" w:type="dxa"/>
+              <w:right w:w="100" w:type="dxa"/>
+            </w:tcMar>
+          </w:tcPr>
+          <w:p>
+            <w:pPr>
+              <w:jc w:val="center"/>
+            </w:pPr>
+            <w:r>
+              <w:rPr>
+                <w:rFonts w:ascii="Arial" w:hAnsi="Arial" w:eastAsia="Arial" w:cs="Arial"/>
+                <w:sz w:val="22"/>
+                <w:szCs w:val="22"/>
+              </w:rPr>
+              <w:t>✅</w:t>
+            </w:r>
+          </w:p>
+        </w:tc>
+        <w:tc>
+          <w:tcPr>
+            <w:tcW w:w="1482" w:type="dxa"/>
+            <w:tcBorders>
+              <w:top w:val="single" w:sz="4" w:color="000000"/>
+              <w:left w:val="single" w:sz="4" w:color="000000"/>
+              <w:bottom w:val="single" w:sz="4" w:color="000000"/>
+              <w:right w:val="single" w:sz="4" w:color="000000"/>
+            </w:tcBorders>
+            <w:tcMar>
+              <w:top w:w="100" w:type="dxa"/>
+              <w:left w:w="100" w:type="dxa"/>
+              <w:bottom w:w="100" w:type="dxa"/>
+              <w:right w:w="100" w:type="dxa"/>
+            </w:tcMar>
+          </w:tcPr>
+          <w:p>
+            <w:pPr>
+              <w:jc w:val="center"/>
+            </w:pPr>
+            <w:r>
+              <w:rPr>
+                <w:rFonts w:ascii="Arial" w:hAnsi="Arial" w:eastAsia="Arial" w:cs="Arial"/>
+                <w:sz w:val="22"/>
+                <w:szCs w:val="22"/>
+              </w:rPr>
+              <w:t>✅</w:t>
+            </w:r>
+          </w:p>
+        </w:tc>
+        <w:tc>
+          <w:tcPr>
+            <w:tcW w:w="1287" w:type="dxa"/>
+            <w:tcBorders>
+              <w:top w:val="single" w:sz="4" w:color="000000"/>
+              <w:left w:val="single" w:sz="4" w:color="000000"/>
+              <w:bottom w:val="single" w:sz="4" w:color="000000"/>
+              <w:right w:val="single" w:sz="4" w:color="000000"/>
+            </w:tcBorders>
+            <w:tcMar>
+              <w:top w:w="100" w:type="dxa"/>
+              <w:left w:w="100" w:type="dxa"/>
+              <w:bottom w:w="100" w:type="dxa"/>
+              <w:right w:w="100" w:type="dxa"/>
+            </w:tcMar>
+          </w:tcPr>
+          <w:p>
+            <w:pPr>
+              <w:jc w:val="center"/>
+            </w:pPr>
+            <w:r>
+              <w:rPr>
+                <w:rFonts w:ascii="Arial" w:hAnsi="Arial" w:eastAsia="Arial" w:cs="Arial"/>
+                <w:sz w:val="22"/>
+                <w:szCs w:val="22"/>
+              </w:rPr>
+              <w:t>✅</w:t>
+            </w:r>
+          </w:p>
+        </w:tc>
+      </w:tr>
+      <w:tr>
+        <w:trPr>
+          <w:trHeight w:val="360" w:hRule="atLeast"/>
+        </w:trPr>
+        <w:tc>
+          <w:tcPr>
+            <w:tcW w:w="2607" w:type="dxa"/>
+            <w:tcBorders>
+              <w:top w:val="single" w:sz="4" w:color="000000"/>
+              <w:left w:val="single" w:sz="4" w:color="000000"/>
+              <w:bottom w:val="single" w:sz="4" w:color="000000"/>
+              <w:right w:val="single" w:sz="4" w:color="000000"/>
+            </w:tcBorders>
+            <w:tcMar>
+              <w:top w:w="100" w:type="dxa"/>
+              <w:left w:w="100" w:type="dxa"/>
+              <w:bottom w:w="100" w:type="dxa"/>
+              <w:right w:w="100" w:type="dxa"/>
+            </w:tcMar>
+          </w:tcPr>
+          <w:p>
+            <w:pPr>
+              <w:jc w:val="center"/>
+            </w:pPr>
+            <w:r>
+              <w:rPr>
+                <w:rFonts w:ascii="Arial" w:hAnsi="Arial" w:eastAsia="Arial" w:cs="Arial"/>
+                <w:sz w:val="22"/>
+                <w:szCs w:val="22"/>
+              </w:rPr>
+              <w:t>Management</w:t>
+            </w:r>
+          </w:p>
+        </w:tc>
+        <w:tc>
+          <w:tcPr>
+            <w:tcW w:w="2967" w:type="dxa"/>
+            <w:tcBorders>
+              <w:top w:val="single" w:sz="6" w:color="000000"/>
+              <w:left w:val="single" w:sz="6" w:color="000000"/>
+              <w:bottom w:val="single" w:sz="6" w:color="000000"/>
+              <w:right w:val="single" w:sz="6" w:color="000000"/>
+            </w:tcBorders>
+            <w:tcMar>
+              <w:top w:w="105" w:type="dxa"/>
+              <w:left w:w="105" w:type="dxa"/>
+              <w:bottom w:w="105" w:type="dxa"/>
+              <w:right w:w="105" w:type="dxa"/>
+            </w:tcMar>
+          </w:tcPr>
+          <w:p>
+            <w:pPr>
+              <w:spacing w:line="276" w:lineRule="auto"/>
+            </w:pPr>
+          </w:p>
+        </w:tc>
+        <w:tc>
+          <w:tcPr>
+            <w:tcW w:w="1482" w:type="dxa"/>
+            <w:tcBorders>
+              <w:top w:val="single" w:sz="4" w:color="000000"/>
+              <w:left w:val="single" w:sz="4" w:color="000000"/>
+              <w:bottom w:val="single" w:sz="4" w:color="000000"/>
+              <w:right w:val="single" w:sz="4" w:color="000000"/>
+            </w:tcBorders>
+            <w:tcMar>
+              <w:top w:w="100" w:type="dxa"/>
+              <w:left w:w="100" w:type="dxa"/>
+              <w:bottom w:w="100" w:type="dxa"/>
+              <w:right w:w="100" w:type="dxa"/>
+            </w:tcMar>
+          </w:tcPr>
+          <w:p>
+            <w:pPr>
+              <w:spacing w:line="276" w:lineRule="auto"/>
+            </w:pPr>
+          </w:p>
+        </w:tc>
+        <w:tc>
+          <w:tcPr>
+            <w:tcW w:w="1287" w:type="dxa"/>
+            <w:tcBorders>
+              <w:top w:val="single" w:sz="4" w:color="000000"/>
+              <w:left w:val="single" w:sz="4" w:color="000000"/>
+              <w:bottom w:val="single" w:sz="4" w:color="000000"/>
+              <w:right w:val="single" w:sz="4" w:color="000000"/>
+            </w:tcBorders>
+            <w:tcMar>
+              <w:top w:w="100" w:type="dxa"/>
+              <w:left w:w="100" w:type="dxa"/>
+              <w:bottom w:w="100" w:type="dxa"/>
+              <w:right w:w="100" w:type="dxa"/>
+            </w:tcMar>
+          </w:tcPr>
+          <w:p>
+            <w:pPr>
+              <w:spacing w:line="276" w:lineRule="auto"/>
+            </w:pPr>
+          </w:p>
+        </w:tc>
+        <w:tc>
+          <w:tcPr>
+            <w:tcW w:w="1137" w:type="dxa"/>
+            <w:tcBorders>
+              <w:top w:val="single" w:sz="4" w:color="000000"/>
+              <w:left w:val="single" w:sz="4" w:color="000000"/>
+              <w:bottom w:val="single" w:sz="4" w:color="000000"/>
+              <w:right w:val="single" w:sz="4" w:color="000000"/>
+            </w:tcBorders>
+            <w:tcMar>
+              <w:top w:w="100" w:type="dxa"/>
+              <w:left w:w="100" w:type="dxa"/>
+              <w:bottom w:w="100" w:type="dxa"/>
+              <w:right w:w="100" w:type="dxa"/>
+            </w:tcMar>
+          </w:tcPr>
+          <w:p>
+            <w:pPr>
+              <w:spacing w:line="276" w:lineRule="auto"/>
+            </w:pPr>
+          </w:p>
+        </w:tc>
+      </w:tr>
+      <w:tr>
+        <w:trPr>
+          <w:trHeight w:val="360" w:hRule="atLeast"/>
+        </w:trPr>
+        <w:tc>
+          <w:tcPr>
+            <w:tcW w:w="2607" w:type="dxa"/>
+            <w:tcBorders>
+              <w:top w:val="single" w:sz="4" w:color="000000"/>
+              <w:left w:val="single" w:sz="4" w:color="000000"/>
+              <w:bottom w:val="single" w:sz="4" w:color="000000"/>
+              <w:right w:val="single" w:sz="4" w:color="000000"/>
+            </w:tcBorders>
+            <w:tcMar>
+              <w:top w:w="100" w:type="dxa"/>
+              <w:left w:w="100" w:type="dxa"/>
+              <w:bottom w:w="100" w:type="dxa"/>
+              <w:right w:w="100" w:type="dxa"/>
+            </w:tcMar>
+          </w:tcPr>
+          <w:p>
+            <w:pPr>
+              <w:spacing w:line="276" w:lineRule="auto"/>
+            </w:pPr>
+            <w:r>
+              <w:t>Add Inventory lists</w:t>
+            </w:r>
+          </w:p>
+        </w:tc>
+        <w:tc>
+          <w:tcPr>
+            <w:tcW w:w="2967" w:type="dxa"/>
+            <w:tcBorders>
+              <w:top w:val="single" w:sz="6" w:color="000000"/>
+              <w:left w:val="single" w:sz="6" w:color="000000"/>
+              <w:bottom w:val="single" w:sz="6" w:color="000000"/>
+              <w:right w:val="single" w:sz="6" w:color="000000"/>
+            </w:tcBorders>
+            <w:tcMar>
+              <w:top w:w="105" w:type="dxa"/>
+              <w:left w:w="105" w:type="dxa"/>
+              <w:bottom w:w="105" w:type="dxa"/>
+              <w:right w:w="105" w:type="dxa"/>
+            </w:tcMar>
+          </w:tcPr>
+          <w:p>
+            <w:pPr>
+              <w:jc w:val="center"/>
+            </w:pPr>
+            <w:r>
+              <w:rPr>
+                <w:rFonts w:ascii="Arial" w:hAnsi="Arial" w:eastAsia="Arial" w:cs="Arial"/>
+                <w:sz w:val="22"/>
+                <w:szCs w:val="22"/>
+              </w:rPr>
+              <w:t>Categories</w:t>
+            </w:r>
+          </w:p>
+        </w:tc>
+        <w:tc>
+          <w:tcPr>
+            <w:tcW w:w="1482" w:type="dxa"/>
+            <w:tcBorders>
+              <w:top w:val="single" w:sz="4" w:color="000000"/>
+              <w:left w:val="single" w:sz="4" w:color="000000"/>
+              <w:bottom w:val="single" w:sz="4" w:color="000000"/>
+              <w:right w:val="single" w:sz="4" w:color="000000"/>
+            </w:tcBorders>
+            <w:tcMar>
+              <w:top w:w="100" w:type="dxa"/>
+              <w:left w:w="100" w:type="dxa"/>
+              <w:bottom w:w="100" w:type="dxa"/>
+              <w:right w:w="100" w:type="dxa"/>
+            </w:tcMar>
+          </w:tcPr>
+          <w:p>
+            <w:pPr>
+              <w:spacing w:line="276" w:lineRule="auto"/>
+            </w:pPr>
+          </w:p>
+        </w:tc>
+        <w:tc>
+          <w:tcPr>
+            <w:tcW w:w="1287" w:type="dxa"/>
+            <w:tcBorders>
+              <w:top w:val="single" w:sz="4" w:color="000000"/>
+              <w:left w:val="single" w:sz="4" w:color="000000"/>
+              <w:bottom w:val="single" w:sz="4" w:color="000000"/>
+              <w:right w:val="single" w:sz="4" w:color="000000"/>
+            </w:tcBorders>
+            <w:tcMar>
+              <w:top w:w="100" w:type="dxa"/>
+              <w:left w:w="100" w:type="dxa"/>
+              <w:bottom w:w="100" w:type="dxa"/>
+              <w:right w:w="100" w:type="dxa"/>
+            </w:tcMar>
+          </w:tcPr>
+          <w:p>
+            <w:pPr>
+              <w:jc w:val="center"/>
+            </w:pPr>
+            <w:r>
+              <w:rPr>
+                <w:rFonts w:ascii="Arial" w:hAnsi="Arial" w:eastAsia="Arial" w:cs="Arial"/>
+                <w:sz w:val="22"/>
+                <w:szCs w:val="22"/>
+              </w:rPr>
+              <w:t>✅</w:t>
+            </w:r>
+          </w:p>
+        </w:tc>
+        <w:tc>
+          <w:tcPr>
+            <w:tcW w:w="1137" w:type="dxa"/>
+            <w:tcBorders>
+              <w:top w:val="single" w:sz="4" w:color="000000"/>
+              <w:left w:val="single" w:sz="4" w:color="000000"/>
+              <w:bottom w:val="single" w:sz="4" w:color="000000"/>
+              <w:right w:val="single" w:sz="4" w:color="000000"/>
+            </w:tcBorders>
+            <w:tcMar>
+              <w:top w:w="100" w:type="dxa"/>
+              <w:left w:w="100" w:type="dxa"/>
+              <w:bottom w:w="100" w:type="dxa"/>
+              <w:right w:w="100" w:type="dxa"/>
+            </w:tcMar>
+          </w:tcPr>
+          <w:p>
+            <w:pPr>
+              <w:jc w:val="center"/>
+            </w:pPr>
+            <w:r>
+              <w:rPr>
+                <w:rFonts w:ascii="Arial" w:hAnsi="Arial" w:eastAsia="Arial" w:cs="Arial"/>
+                <w:sz w:val="22"/>
+                <w:szCs w:val="22"/>
+              </w:rPr>
+              <w:t>✅</w:t>
+            </w:r>
+          </w:p>
+        </w:tc>
+      </w:tr>
+      <w:tr>
+        <w:trPr>
+          <w:trHeight w:val="360" w:hRule="atLeast"/>
+        </w:trPr>
+        <w:tc>
+          <w:tcPr>
+            <w:tcW w:w="2607" w:type="dxa"/>
+            <w:tcBorders>
+              <w:top w:val="single" w:sz="4" w:color="000000"/>
+              <w:left w:val="single" w:sz="4" w:color="000000"/>
+              <w:bottom w:val="single" w:sz="4" w:color="000000"/>
+              <w:right w:val="single" w:sz="4" w:color="000000"/>
+            </w:tcBorders>
+            <w:tcMar>
+              <w:top w:w="100" w:type="dxa"/>
+              <w:left w:w="100" w:type="dxa"/>
+              <w:bottom w:w="100" w:type="dxa"/>
+              <w:right w:w="100" w:type="dxa"/>
+            </w:tcMar>
+          </w:tcPr>
+          <w:p>
+            <w:pPr>
+              <w:spacing w:line="276" w:lineRule="auto"/>
+            </w:pPr>
+            <w:r>
+              <w:t>Add School types</w:t>
+            </w:r>
+          </w:p>
+        </w:tc>
+        <w:tc>
+          <w:tcPr>
+            <w:tcW w:w="2967" w:type="dxa"/>
+            <w:tcBorders>
+              <w:top w:val="single" w:sz="6" w:color="000000"/>
+              <w:left w:val="single" w:sz="6" w:color="000000"/>
+              <w:bottom w:val="single" w:sz="6" w:color="000000"/>
+              <w:right w:val="single" w:sz="6" w:color="000000"/>
+            </w:tcBorders>
+            <w:tcMar>
+              <w:top w:w="105" w:type="dxa"/>
+              <w:left w:w="105" w:type="dxa"/>
+              <w:bottom w:w="105" w:type="dxa"/>
+              <w:right w:w="105" w:type="dxa"/>
+            </w:tcMar>
+          </w:tcPr>
+          <w:p>
+            <w:pPr>
+              <w:jc w:val="center"/>
+            </w:pPr>
+            <w:r>
+              <w:rPr>
+                <w:rFonts w:ascii="Arial" w:hAnsi="Arial" w:eastAsia="Arial" w:cs="Arial"/>
+                <w:sz w:val="22"/>
+                <w:szCs w:val="22"/>
+              </w:rPr>
+              <w:t>School Types</w:t>
+            </w:r>
+          </w:p>
+        </w:tc>
+        <w:tc>
+          <w:tcPr>
+            <w:tcW w:w="1482" w:type="dxa"/>
+            <w:tcBorders>
+              <w:top w:val="single" w:sz="4" w:color="000000"/>
+              <w:left w:val="single" w:sz="4" w:color="000000"/>
+              <w:bottom w:val="single" w:sz="4" w:color="000000"/>
+              <w:right w:val="single" w:sz="4" w:color="000000"/>
+            </w:tcBorders>
+            <w:tcMar>
+              <w:top w:w="100" w:type="dxa"/>
+              <w:left w:w="100" w:type="dxa"/>
+              <w:bottom w:w="100" w:type="dxa"/>
+              <w:right w:w="100" w:type="dxa"/>
+            </w:tcMar>
+          </w:tcPr>
+          <w:p>
+            <w:pPr>
+              <w:spacing w:line="276" w:lineRule="auto"/>
+            </w:pPr>
+          </w:p>
+        </w:tc>
+        <w:tc>
+          <w:tcPr>
+            <w:tcW w:w="1287" w:type="dxa"/>
+            <w:tcBorders>
+              <w:top w:val="single" w:sz="4" w:color="000000"/>
+              <w:left w:val="single" w:sz="4" w:color="000000"/>
+              <w:bottom w:val="single" w:sz="4" w:color="000000"/>
+              <w:right w:val="single" w:sz="4" w:color="000000"/>
+            </w:tcBorders>
+            <w:tcMar>
+              <w:top w:w="100" w:type="dxa"/>
+              <w:left w:w="100" w:type="dxa"/>
+              <w:bottom w:w="100" w:type="dxa"/>
+              <w:right w:w="100" w:type="dxa"/>
+            </w:tcMar>
+          </w:tcPr>
+          <w:p>
+            <w:pPr>
+              <w:jc w:val="center"/>
+            </w:pPr>
+            <w:r>
+              <w:rPr>
+                <w:rFonts w:ascii="Arial" w:hAnsi="Arial" w:eastAsia="Arial" w:cs="Arial"/>
+                <w:sz w:val="22"/>
+                <w:szCs w:val="22"/>
+              </w:rPr>
+              <w:t>✅</w:t>
+            </w:r>
+          </w:p>
+        </w:tc>
+        <w:tc>
+          <w:tcPr>
+            <w:tcW w:w="1137" w:type="dxa"/>
+            <w:tcBorders>
+              <w:top w:val="single" w:sz="4" w:color="000000"/>
+              <w:left w:val="single" w:sz="4" w:color="000000"/>
+              <w:bottom w:val="single" w:sz="4" w:color="000000"/>
+              <w:right w:val="single" w:sz="4" w:color="000000"/>
+            </w:tcBorders>
+            <w:tcMar>
+              <w:top w:w="100" w:type="dxa"/>
+              <w:left w:w="100" w:type="dxa"/>
+              <w:bottom w:w="100" w:type="dxa"/>
+              <w:right w:w="100" w:type="dxa"/>
+            </w:tcMar>
+          </w:tcPr>
+          <w:p>
+            <w:pPr>
+              <w:jc w:val="center"/>
+            </w:pPr>
+            <w:r>
+              <w:rPr>
+                <w:rFonts w:ascii="Arial" w:hAnsi="Arial" w:eastAsia="Arial" w:cs="Arial"/>
+                <w:sz w:val="22"/>
+                <w:szCs w:val="22"/>
+              </w:rPr>
+              <w:t>✅</w:t>
+            </w:r>
+          </w:p>
+        </w:tc>
+      </w:tr>
+      <w:tr>
+        <w:trPr>
+          <w:trHeight w:val="360" w:hRule="atLeast"/>
+        </w:trPr>
+        <w:tc>
+          <w:tcPr>
+            <w:tcW w:w="2607" w:type="dxa"/>
+            <w:tcBorders>
+              <w:top w:val="single" w:sz="4" w:color="000000"/>
+              <w:left w:val="single" w:sz="4" w:color="000000"/>
+              <w:bottom w:val="single" w:sz="4" w:color="000000"/>
+              <w:right w:val="single" w:sz="4" w:color="000000"/>
+            </w:tcBorders>
+            <w:tcMar>
+              <w:top w:w="100" w:type="dxa"/>
+              <w:left w:w="100" w:type="dxa"/>
+              <w:bottom w:w="100" w:type="dxa"/>
+              <w:right w:w="100" w:type="dxa"/>
+            </w:tcMar>
+          </w:tcPr>
+          <w:p>
+            <w:pPr>
+              <w:spacing w:line="276" w:lineRule="auto"/>
+            </w:pPr>
+            <w:r>
+              <w:t>Add Schools</w:t>
+            </w:r>
+          </w:p>
+        </w:tc>
+        <w:tc>
+          <w:tcPr>
+            <w:tcW w:w="2967" w:type="dxa"/>
+            <w:tcBorders>
+              <w:top w:val="single" w:sz="6" w:color="000000"/>
+              <w:left w:val="single" w:sz="6" w:color="000000"/>
+              <w:bottom w:val="single" w:sz="6" w:color="000000"/>
+              <w:right w:val="single" w:sz="6" w:color="000000"/>
+            </w:tcBorders>
+            <w:tcMar>
+              <w:top w:w="105" w:type="dxa"/>
+              <w:left w:w="105" w:type="dxa"/>
+              <w:bottom w:w="105" w:type="dxa"/>
+              <w:right w:w="105" w:type="dxa"/>
+            </w:tcMar>
+          </w:tcPr>
+          <w:p>
+            <w:pPr>
+              <w:jc w:val="center"/>
+            </w:pPr>
+            <w:r>
+              <w:rPr>
+                <w:rFonts w:ascii="Arial" w:hAnsi="Arial" w:eastAsia="Arial" w:cs="Arial"/>
+                <w:sz w:val="22"/>
+                <w:szCs w:val="22"/>
+              </w:rPr>
+              <w:t>School Registry</w:t>
+            </w:r>
+          </w:p>
+        </w:tc>
+        <w:tc>
+          <w:tcPr>
+            <w:tcW w:w="1482" w:type="dxa"/>
+            <w:tcBorders>
+              <w:top w:val="single" w:sz="4" w:color="000000"/>
+              <w:left w:val="single" w:sz="4" w:color="000000"/>
+              <w:bottom w:val="single" w:sz="4" w:color="000000"/>
+              <w:right w:val="single" w:sz="4" w:color="000000"/>
+            </w:tcBorders>
+            <w:tcMar>
+              <w:top w:w="100" w:type="dxa"/>
+              <w:left w:w="100" w:type="dxa"/>
+              <w:bottom w:w="100" w:type="dxa"/>
+              <w:right w:w="100" w:type="dxa"/>
+            </w:tcMar>
+          </w:tcPr>
+          <w:p>
+            <w:pPr>
+              <w:spacing w:line="276" w:lineRule="auto"/>
+            </w:pPr>
+          </w:p>
+        </w:tc>
+        <w:tc>
+          <w:tcPr>
+            <w:tcW w:w="1287" w:type="dxa"/>
+            <w:tcBorders>
+              <w:top w:val="single" w:sz="4" w:color="000000"/>
+              <w:left w:val="single" w:sz="4" w:color="000000"/>
+              <w:bottom w:val="single" w:sz="4" w:color="000000"/>
+              <w:right w:val="single" w:sz="4" w:color="000000"/>
+            </w:tcBorders>
+            <w:tcMar>
+              <w:top w:w="100" w:type="dxa"/>
+              <w:left w:w="100" w:type="dxa"/>
+              <w:bottom w:w="100" w:type="dxa"/>
+              <w:right w:w="100" w:type="dxa"/>
+            </w:tcMar>
+          </w:tcPr>
+          <w:p>
+            <w:pPr>
+              <w:jc w:val="center"/>
+            </w:pPr>
+            <w:r>
+              <w:rPr>
+                <w:rFonts w:ascii="Arial" w:hAnsi="Arial" w:eastAsia="Arial" w:cs="Arial"/>
+                <w:sz w:val="22"/>
+                <w:szCs w:val="22"/>
+              </w:rPr>
+              <w:t>✅</w:t>
+            </w:r>
+          </w:p>
+        </w:tc>
+        <w:tc>
+          <w:tcPr>
+            <w:tcW w:w="1137" w:type="dxa"/>
+            <w:tcBorders>
+              <w:top w:val="single" w:sz="4" w:color="000000"/>
+              <w:left w:val="single" w:sz="4" w:color="000000"/>
+              <w:bottom w:val="single" w:sz="4" w:color="000000"/>
+              <w:right w:val="single" w:sz="4" w:color="000000"/>
+            </w:tcBorders>
+            <w:tcMar>
+              <w:top w:w="100" w:type="dxa"/>
+              <w:left w:w="100" w:type="dxa"/>
+              <w:bottom w:w="100" w:type="dxa"/>
+              <w:right w:w="100" w:type="dxa"/>
+            </w:tcMar>
+          </w:tcPr>
+          <w:p>
+            <w:pPr>
+              <w:jc w:val="center"/>
+            </w:pPr>
+            <w:r>
+              <w:rPr>
+                <w:rFonts w:ascii="Arial" w:hAnsi="Arial" w:eastAsia="Arial" w:cs="Arial"/>
+                <w:sz w:val="22"/>
+                <w:szCs w:val="22"/>
+              </w:rPr>
+              <w:t>✅</w:t>
+            </w:r>
+          </w:p>
+        </w:tc>
+      </w:tr>
+      <w:tr>
+        <w:trPr>
+          <w:trHeight w:val="360" w:hRule="atLeast"/>
+        </w:trPr>
+        <w:tc>
+          <w:tcPr>
+            <w:tcW w:w="2607" w:type="dxa"/>
+            <w:tcBorders>
+              <w:top w:val="single" w:sz="4" w:color="000000"/>
+              <w:left w:val="single" w:sz="4" w:color="000000"/>
+              <w:bottom w:val="single" w:sz="4" w:color="000000"/>
+              <w:right w:val="single" w:sz="4" w:color="000000"/>
+            </w:tcBorders>
+            <w:tcMar>
+              <w:top w:w="100" w:type="dxa"/>
+              <w:left w:w="100" w:type="dxa"/>
+              <w:bottom w:w="100" w:type="dxa"/>
+              <w:right w:w="100" w:type="dxa"/>
+            </w:tcMar>
+          </w:tcPr>
+          <w:p>
+            <w:pPr>
+              <w:spacing w:line="276" w:lineRule="auto"/>
+            </w:pPr>
+            <w:r>
+              <w:t>Add Clothing Types</w:t>
+            </w:r>
+          </w:p>
+        </w:tc>
+        <w:tc>
+          <w:tcPr>
+            <w:tcW w:w="2967" w:type="dxa"/>
+            <w:tcBorders>
+              <w:top w:val="single" w:sz="6" w:color="000000"/>
+              <w:left w:val="single" w:sz="6" w:color="000000"/>
+              <w:bottom w:val="single" w:sz="6" w:color="000000"/>
+              <w:right w:val="single" w:sz="6" w:color="000000"/>
+            </w:tcBorders>
+            <w:tcMar>
+              <w:top w:w="105" w:type="dxa"/>
+              <w:left w:w="105" w:type="dxa"/>
+              <w:bottom w:w="105" w:type="dxa"/>
+              <w:right w:w="105" w:type="dxa"/>
+            </w:tcMar>
+          </w:tcPr>
+          <w:p>
+            <w:pPr>
+              <w:jc w:val="center"/>
+            </w:pPr>
+            <w:r>
+              <w:rPr>
+                <w:rFonts w:ascii="Arial" w:hAnsi="Arial" w:eastAsia="Arial" w:cs="Arial"/>
+                <w:sz w:val="22"/>
+                <w:szCs w:val="22"/>
+              </w:rPr>
+              <w:t>Clothing Types</w:t>
+            </w:r>
+          </w:p>
+        </w:tc>
+        <w:tc>
+          <w:tcPr>
+            <w:tcW w:w="1482" w:type="dxa"/>
+            <w:tcBorders>
+              <w:top w:val="single" w:sz="4" w:color="000000"/>
+              <w:left w:val="single" w:sz="4" w:color="000000"/>
+              <w:bottom w:val="single" w:sz="4" w:color="000000"/>
+              <w:right w:val="single" w:sz="4" w:color="000000"/>
+            </w:tcBorders>
+            <w:tcMar>
+              <w:top w:w="100" w:type="dxa"/>
+              <w:left w:w="100" w:type="dxa"/>
+              <w:bottom w:w="100" w:type="dxa"/>
+              <w:right w:w="100" w:type="dxa"/>
+            </w:tcMar>
+          </w:tcPr>
+          <w:p>
+            <w:pPr>
+              <w:spacing w:line="276" w:lineRule="auto"/>
+            </w:pPr>
+          </w:p>
+        </w:tc>
+        <w:tc>
+          <w:tcPr>
+            <w:tcW w:w="1287" w:type="dxa"/>
+            <w:tcBorders>
+              <w:top w:val="single" w:sz="4" w:color="000000"/>
+              <w:left w:val="single" w:sz="4" w:color="000000"/>
+              <w:bottom w:val="single" w:sz="4" w:color="000000"/>
+              <w:right w:val="single" w:sz="4" w:color="000000"/>
+            </w:tcBorders>
+            <w:tcMar>
+              <w:top w:w="100" w:type="dxa"/>
+              <w:left w:w="100" w:type="dxa"/>
+              <w:bottom w:w="100" w:type="dxa"/>
+              <w:right w:w="100" w:type="dxa"/>
+            </w:tcMar>
+          </w:tcPr>
+          <w:p>
+            <w:pPr>
+              <w:jc w:val="center"/>
+            </w:pPr>
+            <w:r>
+              <w:rPr>
+                <w:rFonts w:ascii="Arial" w:hAnsi="Arial" w:eastAsia="Arial" w:cs="Arial"/>
+                <w:sz w:val="22"/>
+                <w:szCs w:val="22"/>
+              </w:rPr>
+              <w:t>✅</w:t>
+            </w:r>
+          </w:p>
+        </w:tc>
+        <w:tc>
+          <w:tcPr>
+            <w:tcW w:w="1137" w:type="dxa"/>
+            <w:tcBorders>
+              <w:top w:val="single" w:sz="4" w:color="000000"/>
+              <w:left w:val="single" w:sz="4" w:color="000000"/>
+              <w:bottom w:val="single" w:sz="4" w:color="000000"/>
+              <w:right w:val="single" w:sz="4" w:color="000000"/>
+            </w:tcBorders>
+            <w:tcMar>
+              <w:top w:w="100" w:type="dxa"/>
+              <w:left w:w="100" w:type="dxa"/>
+              <w:bottom w:w="100" w:type="dxa"/>
+              <w:right w:w="100" w:type="dxa"/>
+            </w:tcMar>
+          </w:tcPr>
+          <w:p>
+            <w:pPr>
+              <w:jc w:val="center"/>
+            </w:pPr>
+            <w:r>
+              <w:rPr>
+                <w:rFonts w:ascii="Arial" w:hAnsi="Arial" w:eastAsia="Arial" w:cs="Arial"/>
+                <w:sz w:val="22"/>
+                <w:szCs w:val="22"/>
+              </w:rPr>
+              <w:t>✅</w:t>
+            </w:r>
+          </w:p>
+        </w:tc>
+      </w:tr>
+      <w:tr>
+        <w:trPr>
+          <w:trHeight w:val="360" w:hRule="atLeast"/>
+        </w:trPr>
+        <w:tc>
+          <w:tcPr>
+            <w:tcW w:w="2607" w:type="dxa"/>
+            <w:tcBorders>
+              <w:top w:val="single" w:sz="4" w:color="000000"/>
+              <w:left w:val="single" w:sz="4" w:color="000000"/>
+              <w:bottom w:val="single" w:sz="4" w:color="000000"/>
+              <w:right w:val="single" w:sz="4" w:color="000000"/>
+            </w:tcBorders>
+            <w:tcMar>
+              <w:top w:w="100" w:type="dxa"/>
+              <w:left w:w="100" w:type="dxa"/>
+              <w:bottom w:w="100" w:type="dxa"/>
+              <w:right w:w="100" w:type="dxa"/>
+            </w:tcMar>
+          </w:tcPr>
+          <w:p>
+            <w:pPr>
+              <w:spacing w:line="276" w:lineRule="auto"/>
+            </w:pPr>
+            <w:r>
+              <w:t>Add Sizes</w:t>
+            </w:r>
+          </w:p>
+        </w:tc>
+        <w:tc>
+          <w:tcPr>
+            <w:tcW w:w="2967" w:type="dxa"/>
+            <w:tcBorders>
+              <w:top w:val="single" w:sz="6" w:color="000000"/>
+              <w:left w:val="single" w:sz="6" w:color="000000"/>
+              <w:bottom w:val="single" w:sz="6" w:color="000000"/>
+              <w:right w:val="single" w:sz="6" w:color="000000"/>
+            </w:tcBorders>
+            <w:tcMar>
+              <w:top w:w="105" w:type="dxa"/>
+              <w:left w:w="105" w:type="dxa"/>
+              <w:bottom w:w="105" w:type="dxa"/>
+              <w:right w:w="105" w:type="dxa"/>
+            </w:tcMar>
+          </w:tcPr>
+          <w:p>
+            <w:pPr>
+              <w:jc w:val="center"/>
+            </w:pPr>
+            <w:r>
+              <w:rPr>
+                <w:rFonts w:ascii="Arial" w:hAnsi="Arial" w:eastAsia="Arial" w:cs="Arial"/>
+                <w:sz w:val="22"/>
+                <w:szCs w:val="22"/>
+              </w:rPr>
+              <w:t>Sizes</w:t>
+            </w:r>
+          </w:p>
+        </w:tc>
+        <w:tc>
+          <w:tcPr>
+            <w:tcW w:w="1482" w:type="dxa"/>
+            <w:tcBorders>
+              <w:top w:val="single" w:sz="4" w:color="000000"/>
+              <w:left w:val="single" w:sz="4" w:color="000000"/>
+              <w:bottom w:val="single" w:sz="4" w:color="000000"/>
+              <w:right w:val="single" w:sz="4" w:color="000000"/>
+            </w:tcBorders>
+            <w:tcMar>
+              <w:top w:w="100" w:type="dxa"/>
+              <w:left w:w="100" w:type="dxa"/>
+              <w:bottom w:w="100" w:type="dxa"/>
+              <w:right w:w="100" w:type="dxa"/>
+            </w:tcMar>
+          </w:tcPr>
+          <w:p>
+            <w:pPr>
+              <w:spacing w:line="276" w:lineRule="auto"/>
+            </w:pPr>
+          </w:p>
+        </w:tc>
+        <w:tc>
+          <w:tcPr>
+            <w:tcW w:w="1287" w:type="dxa"/>
+            <w:tcBorders>
+              <w:top w:val="single" w:sz="4" w:color="000000"/>
+              <w:left w:val="single" w:sz="4" w:color="000000"/>
+              <w:bottom w:val="single" w:sz="4" w:color="000000"/>
+              <w:right w:val="single" w:sz="4" w:color="000000"/>
+            </w:tcBorders>
+            <w:tcMar>
+              <w:top w:w="100" w:type="dxa"/>
+              <w:left w:w="100" w:type="dxa"/>
+              <w:bottom w:w="100" w:type="dxa"/>
+              <w:right w:w="100" w:type="dxa"/>
+            </w:tcMar>
+          </w:tcPr>
+          <w:p>
+            <w:pPr>
+              <w:jc w:val="center"/>
+            </w:pPr>
+            <w:r>
+              <w:rPr>
+                <w:rFonts w:ascii="Arial" w:hAnsi="Arial" w:eastAsia="Arial" w:cs="Arial"/>
+                <w:sz w:val="22"/>
+                <w:szCs w:val="22"/>
+              </w:rPr>
+              <w:t>✅</w:t>
+            </w:r>
+          </w:p>
+        </w:tc>
+        <w:tc>
+          <w:tcPr>
+            <w:tcW w:w="1137" w:type="dxa"/>
+            <w:tcBorders>
+              <w:top w:val="single" w:sz="4" w:color="000000"/>
+              <w:left w:val="single" w:sz="4" w:color="000000"/>
+              <w:bottom w:val="single" w:sz="4" w:color="000000"/>
+              <w:right w:val="single" w:sz="4" w:color="000000"/>
+            </w:tcBorders>
+            <w:tcMar>
+              <w:top w:w="100" w:type="dxa"/>
+              <w:left w:w="100" w:type="dxa"/>
+              <w:bottom w:w="100" w:type="dxa"/>
+              <w:right w:w="100" w:type="dxa"/>
+            </w:tcMar>
+          </w:tcPr>
+          <w:p>
+            <w:pPr>
+              <w:jc w:val="center"/>
+            </w:pPr>
+            <w:r>
+              <w:rPr>
+                <w:rFonts w:ascii="Arial" w:hAnsi="Arial" w:eastAsia="Arial" w:cs="Arial"/>
+                <w:sz w:val="22"/>
+                <w:szCs w:val="22"/>
+              </w:rPr>
+              <w:t>✅</w:t>
+            </w:r>
+          </w:p>
+        </w:tc>
+      </w:tr>
+      <w:tr>
+        <w:trPr>
+          <w:trHeight w:val="360" w:hRule="atLeast"/>
+        </w:trPr>
+        <w:tc>
+          <w:tcPr>
+            <w:tcW w:w="2607" w:type="dxa"/>
+            <w:tcBorders>
+              <w:top w:val="single" w:sz="4" w:color="000000"/>
+              <w:left w:val="single" w:sz="4" w:color="000000"/>
+              <w:bottom w:val="single" w:sz="4" w:color="000000"/>
+              <w:right w:val="single" w:sz="4" w:color="000000"/>
+            </w:tcBorders>
+            <w:tcMar>
+              <w:top w:w="100" w:type="dxa"/>
+              <w:left w:w="100" w:type="dxa"/>
+              <w:bottom w:w="100" w:type="dxa"/>
+              <w:right w:w="100" w:type="dxa"/>
+            </w:tcMar>
+          </w:tcPr>
+          <w:p>
+            <w:pPr>
+              <w:spacing w:line="276" w:lineRule="auto"/>
+            </w:pPr>
+            <w:r>
+              <w:t>Add Colours</w:t>
+            </w:r>
+          </w:p>
+        </w:tc>
+        <w:tc>
+          <w:tcPr>
+            <w:tcW w:w="2967" w:type="dxa"/>
+            <w:tcBorders>
+              <w:top w:val="single" w:sz="6" w:color="000000"/>
+              <w:left w:val="single" w:sz="6" w:color="000000"/>
+              <w:bottom w:val="single" w:sz="6" w:color="000000"/>
+              <w:right w:val="single" w:sz="6" w:color="000000"/>
+            </w:tcBorders>
+            <w:tcMar>
+              <w:top w:w="105" w:type="dxa"/>
+              <w:left w:w="105" w:type="dxa"/>
+              <w:bottom w:w="105" w:type="dxa"/>
+              <w:right w:w="105" w:type="dxa"/>
+            </w:tcMar>
+          </w:tcPr>
+          <w:p>
+            <w:pPr>
+              <w:jc w:val="center"/>
+            </w:pPr>
+            <w:r>
+              <w:rPr>
+                <w:rFonts w:ascii="Arial" w:hAnsi="Arial" w:eastAsia="Arial" w:cs="Arial"/>
+                <w:sz w:val="22"/>
+                <w:szCs w:val="22"/>
+              </w:rPr>
+              <w:t>Colours</w:t>
+            </w:r>
+          </w:p>
+        </w:tc>
+        <w:tc>
+          <w:tcPr>
+            <w:tcW w:w="1482" w:type="dxa"/>
+            <w:tcBorders>
+              <w:top w:val="single" w:sz="4" w:color="000000"/>
+              <w:left w:val="single" w:sz="4" w:color="000000"/>
+              <w:bottom w:val="single" w:sz="4" w:color="000000"/>
+              <w:right w:val="single" w:sz="4" w:color="000000"/>
+            </w:tcBorders>
+            <w:tcMar>
+              <w:top w:w="100" w:type="dxa"/>
+              <w:left w:w="100" w:type="dxa"/>
+              <w:bottom w:w="100" w:type="dxa"/>
+              <w:right w:w="100" w:type="dxa"/>
+            </w:tcMar>
+          </w:tcPr>
+          <w:p>
+            <w:pPr>
+              <w:spacing w:line="276" w:lineRule="auto"/>
+            </w:pPr>
+          </w:p>
+        </w:tc>
+        <w:tc>
+          <w:tcPr>
+            <w:tcW w:w="1287" w:type="dxa"/>
+            <w:tcBorders>
+              <w:top w:val="single" w:sz="4" w:color="000000"/>
+              <w:left w:val="single" w:sz="4" w:color="000000"/>
+              <w:bottom w:val="single" w:sz="4" w:color="000000"/>
+              <w:right w:val="single" w:sz="4" w:color="000000"/>
+            </w:tcBorders>
+            <w:tcMar>
+              <w:top w:w="100" w:type="dxa"/>
+              <w:left w:w="100" w:type="dxa"/>
+              <w:bottom w:w="100" w:type="dxa"/>
+              <w:right w:w="100" w:type="dxa"/>
+            </w:tcMar>
+          </w:tcPr>
+          <w:p>
+            <w:pPr>
+              <w:jc w:val="center"/>
+            </w:pPr>
+            <w:r>
+              <w:rPr>
+                <w:rFonts w:ascii="Arial" w:hAnsi="Arial" w:eastAsia="Arial" w:cs="Arial"/>
+                <w:sz w:val="22"/>
+                <w:szCs w:val="22"/>
+              </w:rPr>
+              <w:t>✅</w:t>
+            </w:r>
+          </w:p>
+        </w:tc>
+        <w:tc>
+          <w:tcPr>
+            <w:tcW w:w="1137" w:type="dxa"/>
+            <w:tcBorders>
+              <w:top w:val="single" w:sz="4" w:color="000000"/>
+              <w:left w:val="single" w:sz="4" w:color="000000"/>
+              <w:bottom w:val="single" w:sz="4" w:color="000000"/>
+              <w:right w:val="single" w:sz="4" w:color="000000"/>
+            </w:tcBorders>
+            <w:tcMar>
+              <w:top w:w="100" w:type="dxa"/>
+              <w:left w:w="100" w:type="dxa"/>
+              <w:bottom w:w="100" w:type="dxa"/>
+              <w:right w:w="100" w:type="dxa"/>
+            </w:tcMar>
+          </w:tcPr>
+          <w:p>
+            <w:pPr>
+              <w:jc w:val="center"/>
+            </w:pPr>
+            <w:r>
+              <w:rPr>
+                <w:rFonts w:ascii="Arial" w:hAnsi="Arial" w:eastAsia="Arial" w:cs="Arial"/>
+                <w:sz w:val="22"/>
+                <w:szCs w:val="22"/>
+              </w:rPr>
+              <w:t>✅</w:t>
+            </w:r>
+          </w:p>
+        </w:tc>
+      </w:tr>
+      <w:tr>
+        <w:trPr>
+          <w:trHeight w:val="360" w:hRule="atLeast"/>
+        </w:trPr>
+        <w:tc>
+          <w:tcPr>
+            <w:tcW w:w="2607" w:type="dxa"/>
+            <w:tcBorders>
+              <w:top w:val="single" w:sz="4" w:color="000000"/>
+              <w:left w:val="single" w:sz="4" w:color="000000"/>
+              <w:bottom w:val="single" w:sz="4" w:color="000000"/>
+              <w:right w:val="single" w:sz="4" w:color="000000"/>
+            </w:tcBorders>
+            <w:tcMar>
+              <w:top w:w="100" w:type="dxa"/>
+              <w:left w:w="100" w:type="dxa"/>
+              <w:bottom w:w="100" w:type="dxa"/>
+              <w:right w:w="100" w:type="dxa"/>
+            </w:tcMar>
+          </w:tcPr>
+          <w:p>
+            <w:pPr>
+              <w:spacing w:line="276" w:lineRule="auto"/>
+            </w:pPr>
+            <w:r>
+              <w:t>Add Locations</w:t>
+            </w:r>
+          </w:p>
+        </w:tc>
+        <w:tc>
+          <w:tcPr>
+            <w:tcW w:w="2967" w:type="dxa"/>
+            <w:tcBorders>
+              <w:top w:val="single" w:sz="6" w:color="000000"/>
+              <w:left w:val="single" w:sz="6" w:color="000000"/>
+              <w:bottom w:val="single" w:sz="6" w:color="000000"/>
+              <w:right w:val="single" w:sz="6" w:color="000000"/>
+            </w:tcBorders>
+            <w:tcMar>
+              <w:top w:w="105" w:type="dxa"/>
+              <w:left w:w="105" w:type="dxa"/>
+              <w:bottom w:w="105" w:type="dxa"/>
+              <w:right w:w="105" w:type="dxa"/>
+            </w:tcMar>
+          </w:tcPr>
+          <w:p>
+            <w:pPr>
+              <w:jc w:val="center"/>
+            </w:pPr>
+            <w:r>
+              <w:rPr>
+                <w:rFonts w:ascii="Arial" w:hAnsi="Arial" w:eastAsia="Arial" w:cs="Arial"/>
+                <w:sz w:val="22"/>
+                <w:szCs w:val="22"/>
+              </w:rPr>
+              <w:t>Locations</w:t>
+            </w:r>
+          </w:p>
+        </w:tc>
+        <w:tc>
+          <w:tcPr>
+            <w:tcW w:w="1482" w:type="dxa"/>
+            <w:tcBorders>
+              <w:top w:val="single" w:sz="4" w:color="000000"/>
+              <w:left w:val="single" w:sz="4" w:color="000000"/>
+              <w:bottom w:val="single" w:sz="4" w:color="000000"/>
+              <w:right w:val="single" w:sz="4" w:color="000000"/>
+            </w:tcBorders>
+            <w:tcMar>
+              <w:top w:w="100" w:type="dxa"/>
+              <w:left w:w="100" w:type="dxa"/>
+              <w:bottom w:w="100" w:type="dxa"/>
+              <w:right w:w="100" w:type="dxa"/>
+            </w:tcMar>
+          </w:tcPr>
+          <w:p>
+            <w:pPr>
+              <w:spacing w:line="276" w:lineRule="auto"/>
+            </w:pPr>
+          </w:p>
+        </w:tc>
+        <w:tc>
+          <w:tcPr>
+            <w:tcW w:w="1287" w:type="dxa"/>
+            <w:tcBorders>
+              <w:top w:val="single" w:sz="4" w:color="000000"/>
+              <w:left w:val="single" w:sz="4" w:color="000000"/>
+              <w:bottom w:val="single" w:sz="4" w:color="000000"/>
+              <w:right w:val="single" w:sz="4" w:color="000000"/>
+            </w:tcBorders>
+            <w:tcMar>
+              <w:top w:w="100" w:type="dxa"/>
+              <w:left w:w="100" w:type="dxa"/>
+              <w:bottom w:w="100" w:type="dxa"/>
+              <w:right w:w="100" w:type="dxa"/>
+            </w:tcMar>
+          </w:tcPr>
+          <w:p>
+            <w:pPr>
+              <w:jc w:val="center"/>
+            </w:pPr>
+            <w:r>
+              <w:rPr>
+                <w:rFonts w:ascii="Arial" w:hAnsi="Arial" w:eastAsia="Arial" w:cs="Arial"/>
+                <w:sz w:val="22"/>
+                <w:szCs w:val="22"/>
+              </w:rPr>
+              <w:t>✅</w:t>
+            </w:r>
+          </w:p>
+        </w:tc>
+        <w:tc>
+          <w:tcPr>
+            <w:tcW w:w="1137" w:type="dxa"/>
+            <w:tcBorders>
+              <w:top w:val="single" w:sz="4" w:color="000000"/>
+              <w:left w:val="single" w:sz="4" w:color="000000"/>
+              <w:bottom w:val="single" w:sz="4" w:color="000000"/>
+              <w:right w:val="single" w:sz="4" w:color="000000"/>
+            </w:tcBorders>
+            <w:tcMar>
+              <w:top w:w="100" w:type="dxa"/>
+              <w:left w:w="100" w:type="dxa"/>
+              <w:bottom w:w="100" w:type="dxa"/>
+              <w:right w:w="100" w:type="dxa"/>
+            </w:tcMar>
+          </w:tcPr>
+          <w:p>
+            <w:pPr>
+              <w:jc w:val="center"/>
+            </w:pPr>
+            <w:r>
+              <w:rPr>
+                <w:rFonts w:ascii="Arial" w:hAnsi="Arial" w:eastAsia="Arial" w:cs="Arial"/>
+                <w:sz w:val="22"/>
+                <w:szCs w:val="22"/>
+              </w:rPr>
+              <w:t>✅</w:t>
+            </w:r>
+          </w:p>
+        </w:tc>
+      </w:tr>
+      <w:tr>
+        <w:trPr>
+          <w:trHeight w:val="360" w:hRule="atLeast"/>
+        </w:trPr>
+        <w:tc>
+          <w:tcPr>
+            <w:tcW w:w="2607" w:type="dxa"/>
+            <w:tcBorders>
+              <w:top w:val="single" w:sz="4" w:color="000000"/>
+              <w:left w:val="single" w:sz="4" w:color="000000"/>
+              <w:bottom w:val="single" w:sz="4" w:color="000000"/>
+              <w:right w:val="single" w:sz="4" w:color="000000"/>
+            </w:tcBorders>
+            <w:tcMar>
+              <w:top w:w="100" w:type="dxa"/>
+              <w:left w:w="100" w:type="dxa"/>
+              <w:bottom w:w="100" w:type="dxa"/>
+              <w:right w:w="100" w:type="dxa"/>
+            </w:tcMar>
+          </w:tcPr>
+          <w:p>
+            <w:pPr>
+              <w:jc w:val="center"/>
+            </w:pPr>
+            <w:r>
+              <w:rPr>
+                <w:rFonts w:ascii="Arial" w:hAnsi="Arial" w:eastAsia="Arial" w:cs="Arial"/>
+                <w:sz w:val="22"/>
+                <w:szCs w:val="22"/>
+              </w:rPr>
+              <w:t>Admin</w:t>
+            </w:r>
+          </w:p>
+        </w:tc>
+        <w:tc>
+          <w:tcPr>
+            <w:tcW w:w="2967" w:type="dxa"/>
+            <w:tcBorders>
+              <w:top w:val="single" w:sz="6" w:color="000000"/>
+              <w:left w:val="single" w:sz="6" w:color="000000"/>
+              <w:bottom w:val="single" w:sz="6" w:color="000000"/>
+              <w:right w:val="single" w:sz="6" w:color="000000"/>
+            </w:tcBorders>
+            <w:tcMar>
+              <w:top w:w="105" w:type="dxa"/>
+              <w:left w:w="105" w:type="dxa"/>
+              <w:bottom w:w="105" w:type="dxa"/>
+              <w:right w:w="105" w:type="dxa"/>
+            </w:tcMar>
+          </w:tcPr>
+          <w:p>
+            <w:pPr>
+              <w:spacing w:line="276" w:lineRule="auto"/>
+            </w:pPr>
+          </w:p>
+        </w:tc>
+        <w:tc>
+          <w:tcPr>
+            <w:tcW w:w="1482" w:type="dxa"/>
+            <w:tcBorders>
+              <w:top w:val="single" w:sz="4" w:color="000000"/>
+              <w:left w:val="single" w:sz="4" w:color="000000"/>
+              <w:bottom w:val="single" w:sz="4" w:color="000000"/>
+              <w:right w:val="single" w:sz="4" w:color="000000"/>
+            </w:tcBorders>
+            <w:tcMar>
+              <w:top w:w="100" w:type="dxa"/>
+              <w:left w:w="100" w:type="dxa"/>
+              <w:bottom w:w="100" w:type="dxa"/>
+              <w:right w:w="100" w:type="dxa"/>
+            </w:tcMar>
+          </w:tcPr>
+          <w:p>
+            <w:pPr>
+              <w:spacing w:line="276" w:lineRule="auto"/>
+            </w:pPr>
+          </w:p>
+        </w:tc>
+        <w:tc>
+          <w:tcPr>
+            <w:tcW w:w="1287" w:type="dxa"/>
+            <w:tcBorders>
+              <w:top w:val="single" w:sz="4" w:color="000000"/>
+              <w:left w:val="single" w:sz="4" w:color="000000"/>
+              <w:bottom w:val="single" w:sz="4" w:color="000000"/>
+              <w:right w:val="single" w:sz="4" w:color="000000"/>
+            </w:tcBorders>
+            <w:tcMar>
+              <w:top w:w="100" w:type="dxa"/>
+              <w:left w:w="100" w:type="dxa"/>
+              <w:bottom w:w="100" w:type="dxa"/>
+              <w:right w:w="100" w:type="dxa"/>
+            </w:tcMar>
+          </w:tcPr>
+          <w:p>
+            <w:pPr>
+              <w:spacing w:line="276" w:lineRule="auto"/>
+            </w:pPr>
+          </w:p>
+        </w:tc>
+        <w:tc>
+          <w:tcPr>
+            <w:tcW w:w="1137" w:type="dxa"/>
+            <w:tcBorders>
+              <w:top w:val="single" w:sz="4" w:color="000000"/>
+              <w:left w:val="single" w:sz="4" w:color="000000"/>
+              <w:bottom w:val="single" w:sz="4" w:color="000000"/>
+              <w:right w:val="single" w:sz="4" w:color="000000"/>
+            </w:tcBorders>
+            <w:tcMar>
+              <w:top w:w="100" w:type="dxa"/>
+              <w:left w:w="100" w:type="dxa"/>
+              <w:bottom w:w="100" w:type="dxa"/>
+              <w:right w:w="100" w:type="dxa"/>
+            </w:tcMar>
+          </w:tcPr>
+          <w:p>
+            <w:pPr>
+              <w:spacing w:line="276" w:lineRule="auto"/>
+            </w:pPr>
+          </w:p>
+        </w:tc>
+      </w:tr>
+      <w:tr>
+        <w:trPr>
+          <w:trHeight w:val="360" w:hRule="atLeast"/>
+        </w:trPr>
+        <w:tc>
+          <w:tcPr>
+            <w:tcW w:w="2607" w:type="dxa"/>
+            <w:tcBorders>
+              <w:top w:val="single" w:sz="4" w:color="000000"/>
+              <w:left w:val="single" w:sz="4" w:color="000000"/>
+              <w:bottom w:val="single" w:sz="4" w:color="000000"/>
+              <w:right w:val="single" w:sz="4" w:color="000000"/>
+            </w:tcBorders>
+            <w:tcMar>
+              <w:top w:w="100" w:type="dxa"/>
+              <w:left w:w="100" w:type="dxa"/>
+              <w:bottom w:w="100" w:type="dxa"/>
+              <w:right w:w="100" w:type="dxa"/>
+            </w:tcMar>
+          </w:tcPr>
+          <w:p>
+            <w:pPr>
+              <w:spacing w:line="276" w:lineRule="auto"/>
+            </w:pPr>
+          </w:p>
+        </w:tc>
+        <w:tc>
+          <w:tcPr>
+            <w:tcW w:w="2967" w:type="dxa"/>
+            <w:tcBorders>
+              <w:top w:val="single" w:sz="6" w:color="000000"/>
+              <w:left w:val="single" w:sz="6" w:color="000000"/>
+              <w:bottom w:val="single" w:sz="6" w:color="000000"/>
+              <w:right w:val="single" w:sz="6" w:color="000000"/>
+            </w:tcBorders>
+            <w:tcMar>
+              <w:top w:w="105" w:type="dxa"/>
+              <w:left w:w="105" w:type="dxa"/>
+              <w:bottom w:w="105" w:type="dxa"/>
+              <w:right w:w="105" w:type="dxa"/>
+            </w:tcMar>
+          </w:tcPr>
+          <w:p>
+            <w:pPr>
+              <w:jc w:val="center"/>
+            </w:pPr>
+            <w:r>
+              <w:rPr>
+                <w:rFonts w:ascii="Arial" w:hAnsi="Arial" w:eastAsia="Arial" w:cs="Arial"/>
+                <w:sz w:val="22"/>
+                <w:szCs w:val="22"/>
+              </w:rPr>
+              <w:t>Manage Staff</w:t>
+            </w:r>
+          </w:p>
+        </w:tc>
+        <w:tc>
+          <w:tcPr>
+            <w:tcW w:w="1482" w:type="dxa"/>
+            <w:tcBorders>
+              <w:top w:val="single" w:sz="4" w:color="000000"/>
+              <w:left w:val="single" w:sz="4" w:color="000000"/>
+              <w:bottom w:val="single" w:sz="4" w:color="000000"/>
+              <w:right w:val="single" w:sz="4" w:color="000000"/>
+            </w:tcBorders>
+            <w:tcMar>
+              <w:top w:w="100" w:type="dxa"/>
+              <w:left w:w="100" w:type="dxa"/>
+              <w:bottom w:w="100" w:type="dxa"/>
+              <w:right w:w="100" w:type="dxa"/>
+            </w:tcMar>
+          </w:tcPr>
+          <w:p>
+            <w:pPr>
+              <w:spacing w:line="276" w:lineRule="auto"/>
+            </w:pPr>
+          </w:p>
+        </w:tc>
+        <w:tc>
+          <w:tcPr>
+            <w:tcW w:w="1287" w:type="dxa"/>
+            <w:tcBorders>
+              <w:top w:val="single" w:sz="4" w:color="000000"/>
+              <w:left w:val="single" w:sz="4" w:color="000000"/>
+              <w:bottom w:val="single" w:sz="4" w:color="000000"/>
+              <w:right w:val="single" w:sz="4" w:color="000000"/>
+            </w:tcBorders>
+            <w:tcMar>
+              <w:top w:w="100" w:type="dxa"/>
+              <w:left w:w="100" w:type="dxa"/>
+              <w:bottom w:w="100" w:type="dxa"/>
+              <w:right w:w="100" w:type="dxa"/>
+            </w:tcMar>
+          </w:tcPr>
+          <w:p>
+            <w:pPr>
+              <w:jc w:val="center"/>
+            </w:pPr>
+            <w:r>
+              <w:rPr>
+                <w:rFonts w:ascii="Arial" w:hAnsi="Arial" w:eastAsia="Arial" w:cs="Arial"/>
+                <w:sz w:val="22"/>
+                <w:szCs w:val="22"/>
+              </w:rPr>
+              <w:t>✅</w:t>
+            </w:r>
+          </w:p>
+        </w:tc>
+        <w:tc>
+          <w:tcPr>
+            <w:tcW w:w="1137" w:type="dxa"/>
+            <w:tcBorders>
+              <w:top w:val="single" w:sz="4" w:color="000000"/>
+              <w:left w:val="single" w:sz="4" w:color="000000"/>
+              <w:bottom w:val="single" w:sz="4" w:color="000000"/>
+              <w:right w:val="single" w:sz="4" w:color="000000"/>
+            </w:tcBorders>
+            <w:tcMar>
+              <w:top w:w="100" w:type="dxa"/>
+              <w:left w:w="100" w:type="dxa"/>
+              <w:bottom w:w="100" w:type="dxa"/>
+              <w:right w:w="100" w:type="dxa"/>
+            </w:tcMar>
+          </w:tcPr>
+          <w:p>
+            <w:pPr>
+              <w:jc w:val="center"/>
+            </w:pPr>
+            <w:r>
+              <w:rPr>
+                <w:rFonts w:ascii="Arial" w:hAnsi="Arial" w:eastAsia="Arial" w:cs="Arial"/>
+                <w:sz w:val="22"/>
+                <w:szCs w:val="22"/>
+              </w:rPr>
+              <w:t>✅</w:t>
+            </w:r>
+          </w:p>
+        </w:tc>
+      </w:tr>
+      <w:tr>
+        <w:trPr>
+          <w:trHeight w:val="360" w:hRule="atLeast"/>
+        </w:trPr>
+        <w:tc>
+          <w:tcPr>
+            <w:tcW w:w="2607" w:type="dxa"/>
+            <w:tcBorders>
+              <w:top w:val="single" w:sz="4" w:color="000000"/>
+              <w:left w:val="single" w:sz="4" w:color="000000"/>
+              <w:bottom w:val="single" w:sz="4" w:color="000000"/>
+              <w:right w:val="single" w:sz="4" w:color="000000"/>
+            </w:tcBorders>
+            <w:tcMar>
+              <w:top w:w="100" w:type="dxa"/>
+              <w:left w:w="100" w:type="dxa"/>
+              <w:bottom w:w="100" w:type="dxa"/>
+              <w:right w:w="100" w:type="dxa"/>
+            </w:tcMar>
+          </w:tcPr>
+          <w:p>
+            <w:pPr>
+              <w:spacing w:line="276" w:lineRule="auto"/>
+            </w:pPr>
+          </w:p>
+        </w:tc>
+        <w:tc>
+          <w:tcPr>
+            <w:tcW w:w="2967" w:type="dxa"/>
+            <w:tcBorders>
+              <w:top w:val="single" w:sz="6" w:color="000000"/>
+              <w:left w:val="single" w:sz="6" w:color="000000"/>
+              <w:bottom w:val="single" w:sz="6" w:color="000000"/>
+              <w:right w:val="single" w:sz="6" w:color="000000"/>
+            </w:tcBorders>
+            <w:tcMar>
+              <w:top w:w="105" w:type="dxa"/>
+              <w:left w:w="105" w:type="dxa"/>
+              <w:bottom w:w="105" w:type="dxa"/>
+              <w:right w:w="105" w:type="dxa"/>
+            </w:tcMar>
+          </w:tcPr>
+          <w:p>
+            <w:pPr>
+              <w:jc w:val="center"/>
+            </w:pPr>
+            <w:r>
+              <w:rPr>
+                <w:rFonts w:ascii="Arial" w:hAnsi="Arial" w:eastAsia="Arial" w:cs="Arial"/>
+                <w:sz w:val="22"/>
+                <w:szCs w:val="22"/>
+              </w:rPr>
+              <w:t>Dev Tools</w:t>
+            </w:r>
+          </w:p>
+        </w:tc>
+        <w:tc>
+          <w:tcPr>
+            <w:tcW w:w="1482" w:type="dxa"/>
+            <w:tcBorders>
+              <w:top w:val="single" w:sz="4" w:color="000000"/>
+              <w:left w:val="single" w:sz="4" w:color="000000"/>
+              <w:bottom w:val="single" w:sz="4" w:color="000000"/>
+              <w:right w:val="single" w:sz="4" w:color="000000"/>
+            </w:tcBorders>
+            <w:tcMar>
+              <w:top w:w="100" w:type="dxa"/>
+              <w:left w:w="100" w:type="dxa"/>
+              <w:bottom w:w="100" w:type="dxa"/>
+              <w:right w:w="100" w:type="dxa"/>
+            </w:tcMar>
+          </w:tcPr>
+          <w:p>
+            <w:pPr>
+              <w:spacing w:line="276" w:lineRule="auto"/>
+            </w:pPr>
+          </w:p>
+        </w:tc>
+        <w:tc>
+          <w:tcPr>
+            <w:tcW w:w="1287" w:type="dxa"/>
+            <w:tcBorders>
+              <w:top w:val="single" w:sz="4" w:color="000000"/>
+              <w:left w:val="single" w:sz="4" w:color="000000"/>
+              <w:bottom w:val="single" w:sz="4" w:color="000000"/>
+              <w:right w:val="single" w:sz="4" w:color="000000"/>
+            </w:tcBorders>
+            <w:tcMar>
+              <w:top w:w="100" w:type="dxa"/>
+              <w:left w:w="100" w:type="dxa"/>
+              <w:bottom w:w="100" w:type="dxa"/>
+              <w:right w:w="100" w:type="dxa"/>
+            </w:tcMar>
+          </w:tcPr>
+          <w:p>
+            <w:pPr>
+              <w:spacing w:line="276" w:lineRule="auto"/>
+            </w:pPr>
+          </w:p>
+        </w:tc>
+        <w:tc>
+          <w:tcPr>
+            <w:tcW w:w="1137" w:type="dxa"/>
+            <w:tcBorders>
+              <w:top w:val="single" w:sz="4" w:color="000000"/>
+              <w:left w:val="single" w:sz="4" w:color="000000"/>
+              <w:bottom w:val="single" w:sz="4" w:color="000000"/>
+              <w:right w:val="single" w:sz="4" w:color="000000"/>
+            </w:tcBorders>
+            <w:tcMar>
+              <w:top w:w="100" w:type="dxa"/>
+              <w:left w:w="100" w:type="dxa"/>
+              <w:bottom w:w="100" w:type="dxa"/>
+              <w:right w:w="100" w:type="dxa"/>
+            </w:tcMar>
+          </w:tcPr>
+          <w:p>
+            <w:pPr>
+              <w:jc w:val="center"/>
+            </w:pPr>
+            <w:r>
+              <w:rPr>
+                <w:rFonts w:ascii="Arial" w:hAnsi="Arial" w:eastAsia="Arial" w:cs="Arial"/>
+                <w:sz w:val="22"/>
+                <w:szCs w:val="22"/>
+              </w:rPr>
+              <w:t>✅</w:t>
+            </w:r>
+          </w:p>
+        </w:tc>
+      </w:tr>
+      <w:tr>
+        <w:trPr>
+          <w:trHeight w:val="360" w:hRule="atLeast"/>
+        </w:trPr>
+        <w:tc>
+          <w:tcPr>
+            <w:tcW w:w="2607" w:type="dxa"/>
+            <w:tcBorders>
+              <w:top w:val="single" w:sz="4" w:color="000000"/>
+              <w:left w:val="single" w:sz="4" w:color="000000"/>
+              <w:bottom w:val="single" w:sz="4" w:color="000000"/>
+              <w:right w:val="single" w:sz="4" w:color="000000"/>
+            </w:tcBorders>
+            <w:tcMar>
+              <w:top w:w="100" w:type="dxa"/>
+              <w:left w:w="100" w:type="dxa"/>
+              <w:bottom w:w="100" w:type="dxa"/>
+              <w:right w:w="100" w:type="dxa"/>
+            </w:tcMar>
+          </w:tcPr>
+          <w:p>
+            <w:pPr>
+              <w:spacing w:line="276" w:lineRule="auto"/>
+            </w:pPr>
+          </w:p>
+        </w:tc>
+        <w:tc>
+          <w:tcPr>
+            <w:tcW w:w="2967" w:type="dxa"/>
+            <w:tcBorders>
+              <w:top w:val="single" w:sz="6" w:color="000000"/>
+              <w:left w:val="single" w:sz="6" w:color="000000"/>
+              <w:bottom w:val="single" w:sz="6" w:color="000000"/>
+              <w:right w:val="single" w:sz="6" w:color="000000"/>
+            </w:tcBorders>
+            <w:tcMar>
+              <w:top w:w="105" w:type="dxa"/>
+              <w:left w:w="105" w:type="dxa"/>
+              <w:bottom w:w="105" w:type="dxa"/>
+              <w:right w:w="105" w:type="dxa"/>
+            </w:tcMar>
+          </w:tcPr>
+          <w:p>
+            <w:pPr>
+              <w:jc w:val="center"/>
+            </w:pPr>
+            <w:r>
+              <w:rPr>
+                <w:rFonts w:ascii="Arial" w:hAnsi="Arial" w:eastAsia="Arial" w:cs="Arial"/>
+                <w:sz w:val="22"/>
+                <w:szCs w:val="22"/>
+              </w:rPr>
+              <w:t>Statistics</w:t>
+            </w:r>
+          </w:p>
+        </w:tc>
+        <w:tc>
+          <w:tcPr>
+            <w:tcW w:w="1482" w:type="dxa"/>
+            <w:tcBorders>
+              <w:top w:val="single" w:sz="4" w:color="000000"/>
+              <w:left w:val="single" w:sz="4" w:color="000000"/>
+              <w:bottom w:val="single" w:sz="4" w:color="000000"/>
+              <w:right w:val="single" w:sz="4" w:color="000000"/>
+            </w:tcBorders>
+            <w:tcMar>
+              <w:top w:w="100" w:type="dxa"/>
+              <w:left w:w="100" w:type="dxa"/>
+              <w:bottom w:w="100" w:type="dxa"/>
+              <w:right w:w="100" w:type="dxa"/>
+            </w:tcMar>
+          </w:tcPr>
+          <w:p>
+            <w:pPr>
+              <w:spacing w:line="276" w:lineRule="auto"/>
+            </w:pPr>
+          </w:p>
+        </w:tc>
+        <w:tc>
+          <w:tcPr>
+            <w:tcW w:w="1287" w:type="dxa"/>
+            <w:tcBorders>
+              <w:top w:val="single" w:sz="4" w:color="000000"/>
+              <w:left w:val="single" w:sz="4" w:color="000000"/>
+              <w:bottom w:val="single" w:sz="4" w:color="000000"/>
+              <w:right w:val="single" w:sz="4" w:color="000000"/>
+            </w:tcBorders>
+            <w:tcMar>
+              <w:top w:w="100" w:type="dxa"/>
+              <w:left w:w="100" w:type="dxa"/>
+              <w:bottom w:w="100" w:type="dxa"/>
+              <w:right w:w="100" w:type="dxa"/>
+            </w:tcMar>
+          </w:tcPr>
+          <w:p>
+            <w:pPr>
+              <w:jc w:val="center"/>
+            </w:pPr>
+            <w:r>
+              <w:rPr>
+                <w:rFonts w:ascii="Arial" w:hAnsi="Arial" w:eastAsia="Arial" w:cs="Arial"/>
+                <w:sz w:val="22"/>
+                <w:szCs w:val="22"/>
+              </w:rPr>
+              <w:t>✅</w:t>
+            </w:r>
+          </w:p>
+        </w:tc>
+        <w:tc>
+          <w:tcPr>
+            <w:tcW w:w="1137" w:type="dxa"/>
+            <w:tcBorders>
+              <w:top w:val="single" w:sz="4" w:color="000000"/>
+              <w:left w:val="single" w:sz="4" w:color="000000"/>
+              <w:bottom w:val="single" w:sz="4" w:color="000000"/>
+              <w:right w:val="single" w:sz="4" w:color="000000"/>
+            </w:tcBorders>
+            <w:tcMar>
+              <w:top w:w="100" w:type="dxa"/>
+              <w:left w:w="100" w:type="dxa"/>
+              <w:bottom w:w="100" w:type="dxa"/>
+              <w:right w:w="100" w:type="dxa"/>
+            </w:tcMar>
+          </w:tcPr>
+          <w:p>
+            <w:pPr>
+              <w:jc w:val="center"/>
+            </w:pPr>
+            <w:r>
+              <w:rPr>
+                <w:rFonts w:ascii="Arial" w:hAnsi="Arial" w:eastAsia="Arial" w:cs="Arial"/>
+                <w:sz w:val="22"/>
+                <w:szCs w:val="22"/>
+              </w:rPr>
+              <w:t>✅</w:t>
+            </w:r>
+          </w:p>
+        </w:tc>
+      </w:tr>
+    </w:tbl>
+    <w:p>
+      <w:pPr>
+        <w:spacing w:line="276" w:lineRule="auto"/>
+      </w:pPr>
+    </w:p>
+    <w:p>
+      <w:pPr>
+        <w:spacing w:line="276" w:lineRule="auto"/>
+        <w:ind w:left="720"/>
+      </w:pPr>
+    </w:p>
+    <w:p>
+      <w:pPr>
+        <w:spacing w:line="276" w:lineRule="auto"/>
+      </w:pPr>
+    </w:p>
+    <w:p>
+      <w:pPr>
+        <w:spacing w:line="276" w:lineRule="auto"/>
+      </w:pPr>
+    </w:p>
+    <w:p>
+      <w:pPr>
+        <w:spacing w:line="276" w:lineRule="auto"/>
+      </w:pPr>
+    </w:p>
+    <w:p>
+      <w:pPr>
+        <w:numPr>
+          <w:ilvl w:val="0"/>
+          <w:numId w:val="1"/>
+        </w:numPr>
+      </w:pPr>
+      <w:r>
+        <w:rPr>
+          <w:rFonts w:ascii="Arial" w:hAnsi="Arial" w:eastAsia="Arial" w:cs="Arial"/>
+          <w:sz w:val="22"/>
+          <w:szCs w:val="22"/>
+        </w:rPr>
+        <w:t>inventory categorys</w:t>
+      </w:r>
+    </w:p>
+    <w:p>
+      <w:pPr>
+        <w:numPr>
+          <w:ilvl w:val="0"/>
+          <w:numId w:val="1"/>
+        </w:numPr>
+      </w:pPr>
+      <w:r>
+        <w:rPr>
+          <w:rFonts w:ascii="Arial" w:hAnsi="Arial" w:eastAsia="Arial" w:cs="Arial"/>
+          <w:sz w:val="22"/>
+          <w:szCs w:val="22"/>
+        </w:rPr>
+        <w:t>admin categorys</w:t>
+      </w:r>
+    </w:p>
+    <w:p>
+      <w:pPr>
+        <w:numPr>
+          <w:ilvl w:val="0"/>
+          <w:numId w:val="1"/>
+        </w:numPr>
+      </w:pPr>
+      <w:r>
+        <w:rPr>
+          <w:rFonts w:ascii="Arial" w:hAnsi="Arial" w:eastAsia="Arial" w:cs="Arial"/>
+          <w:sz w:val="22"/>
+          <w:szCs w:val="22"/>
+        </w:rPr>
+        <w:t>user management</w:t>
+      </w:r>
+    </w:p>
+    <w:p>
+      <w:pPr>
+        <w:numPr>
+          <w:ilvl w:val="0"/>
+          <w:numId w:val="1"/>
+        </w:numPr>
+      </w:pPr>
+      <w:r>
+        <w:rPr>
+          <w:rFonts w:ascii="Arial" w:hAnsi="Arial" w:eastAsia="Arial" w:cs="Arial"/>
+          <w:sz w:val="22"/>
+          <w:szCs w:val="22"/>
+        </w:rPr>
+        <w:t>dev tools</w:t>
+      </w:r>
+    </w:p>
     <w:sectPr>
-      <w:pgSz w:h="15840" w:w="12240" w:orient="portrait"/>
-      <w:pgMar w:bottom="1440" w:top="1440" w:left="1440" w:right="1440" w:header="720" w:footer="720"/>
-      <w:pgNumType w:start="1"/>
+      <w:headerReference w:type="default" r:id="rId_new_header_default"/>
+      <w:pgSz w:w="12240" w:h="15840"/>
+      <w:pgMar w:top="1440" w:right="1440" w:bottom="1440" w:left="1440" w:header="720" w:footer="720"/>
     </w:sectPr>
   </w:body>
 </w:document>
+</file>
+
+<file path=word/header1.xml><?xml version="1.0" encoding="utf-8"?>
+<w:hdr xmlns:wpc="http://schemas.microsoft.com/office/word/2010/wordprocessingCanvas" xmlns:mc="http://schemas.openxmlformats.org/markup-compatibility/2006" xmlns:o="urn:schemas-microsoft-com:office:office" xmlns:r="http://schemas.openxmlformats.org/officeDocument/2006/relationships" xmlns:m="http://schemas.openxmlformats.org/officeDocument/2006/math" xmlns:v="urn:schemas-microsoft-com:vml" xmlns:wp14="http://schemas.microsoft.com/office/word/2010/wordprocessingDrawing" xmlns:wp="http://schemas.openxmlformats.org/drawingml/2006/wordprocessingDrawing" xmlns:w10="urn:schemas-microsoft-com:office:word" xmlns:w="http://schemas.openxmlformats.org/wordprocessingml/2006/main" xmlns:w14="http://schemas.microsoft.com/office/word/2010/wordml" xmlns:w15="http://schemas.microsoft.com/office/word/2012/wordml" xmlns:w16se="http://schemas.microsoft.com/office/word/2015/wordml/symex" xmlns:w16cid="http://schemas.microsoft.com/office/word/2016/wordml/cid" xmlns:w16="http://schemas.microsoft.com/office/word/2018/wordml" xmlns:w16cex="http://schemas.microsoft.com/office/word/2018/wordml/cex" xmlns:w16sdtdh="http://schemas.microsoft.com/office/word/2020/wordml/sdtdatahash" xmlns:wne="http://schemas.microsoft.com/office/word/2006/wordml" xmlns:wpg="http://schemas.microsoft.com/office/word/2010/wordprocessingGroup" xmlns:wps="http://schemas.microsoft.com/office/word/2010/wordprocessingShape">
+  <w:p>
+    <w:pPr>
+      <w:spacing w:line="276" w:lineRule="auto"/>
+      <w:jc w:val="center"/>
+    </w:pPr>
+    <w:r>
+      <w:rPr>
+        <w:b/>
+        <w:bCs/>
+        <w:sz w:val="28"/>
+        <w:szCs w:val="28"/>
+      </w:rPr>
+      <w:t>UniformEX Real Time Management</w:t>
+    </w:r>
+  </w:p>
+</w:hdr>
 </file>
 
 <file path=word/numbering.xml><?xml version="1.0" encoding="utf-8"?>

--- a/next steps.docx
+++ b/next steps.docx
@@ -19,12 +19,10 @@
     </w:p>
     <w:p>
       <w:pPr>
-        <w:spacing w:line="276" w:lineRule="auto"/>
-      </w:pPr>
-    </w:p>
-    <w:p>
-      <w:pPr>
-        <w:spacing w:line="276" w:lineRule="auto"/>
+        <w:numPr>
+          <w:ilvl w:val="0"/>
+          <w:numId w:val="1"/>
+        </w:numPr>
       </w:pPr>
       <w:r>
         <w:rPr>
@@ -35,8 +33,200 @@
           <w:szCs w:val="24"/>
           <w:u w:val="single"/>
         </w:rPr>
-        <w:t>Main area of the app</w:t>
-      </w:r>
+        <w:t>Sign in/account creation</w:t>
+      </w:r>
+    </w:p>
+    <w:p/>
+    <w:p>
+      <w:pPr>
+        <w:spacing w:line="276" w:lineRule="auto"/>
+        <w:ind w:left="720"/>
+      </w:pPr>
+      <w:r>
+        <w:rPr>
+          <w:rFonts w:ascii="Arial" w:cs="Arial"/>
+          <w:b/>
+          <w:bCs/>
+          <w:sz w:val="24"/>
+          <w:szCs w:val="24"/>
+          <w:u w:val="single"/>
+        </w:rPr>
+        <w:t>Description</w:t>
+      </w:r>
+    </w:p>
+    <w:p>
+      <w:pPr>
+        <w:spacing w:line="276" w:lineRule="auto"/>
+        <w:ind w:left="720"/>
+      </w:pPr>
+      <w:r>
+        <w:rPr>
+          <w:rFonts w:ascii="Arial" w:cs="Arial"/>
+          <w:b/>
+          <w:bCs/>
+          <w:sz w:val="22"/>
+          <w:szCs w:val="22"/>
+        </w:rPr>
+        <w:t>Account Registration &amp; Approval</w:t>
+      </w:r>
+      <w:r>
+        <w:rPr>
+          <w:rFonts w:ascii="Arial" w:cs="Arial"/>
+          <w:sz w:val="22"/>
+          <w:szCs w:val="22"/>
+        </w:rPr>
+        <w:t xml:space="preserve"> New users initiate the process by selecting "New User?" on the login screen. Upon entering their email and password and clicking "Request Access," the user's credentials are created via Firebase Authentication with a unique UID. The account is then added to the Staff Directory with a "Pending" status. To ensure security, an Admin or Developer must review and approve the account. Once approved, the account status changes to "Active," enabling the user to sign in using their credentials.</w:t>
+      </w:r>
+    </w:p>
+    <w:p>
+      <w:pPr>
+        <w:spacing w:line="276" w:lineRule="auto"/>
+      </w:pPr>
+    </w:p>
+    <w:p>
+      <w:pPr>
+        <w:spacing w:line="276" w:lineRule="auto"/>
+        <w:ind w:left="720"/>
+      </w:pPr>
+      <w:r>
+        <w:rPr>
+          <w:rFonts w:ascii="Arial" w:cs="Arial"/>
+          <w:b/>
+          <w:bCs/>
+          <w:sz w:val="22"/>
+          <w:szCs w:val="22"/>
+          <w:u w:val="single"/>
+        </w:rPr>
+        <w:t>Registration Workflow</w:t>
+      </w:r>
+    </w:p>
+    <w:p>
+      <w:pPr>
+        <w:numPr>
+          <w:ilvl w:val="1"/>
+          <w:numId w:val="1"/>
+        </w:numPr>
+      </w:pPr>
+      <w:r>
+        <w:rPr>
+          <w:rFonts w:ascii="Arial" w:cs="Arial"/>
+          <w:b/>
+          <w:bCs/>
+          <w:sz w:val="22"/>
+          <w:szCs w:val="22"/>
+        </w:rPr>
+        <w:t>Request:</w:t>
+      </w:r>
+      <w:r>
+        <w:rPr>
+          <w:rFonts w:ascii="Arial" w:cs="Arial"/>
+          <w:sz w:val="22"/>
+          <w:szCs w:val="22"/>
+        </w:rPr>
+        <w:t xml:space="preserve"> Select "New User?" on the login screen, enter details, and submit "Request Access."</w:t>
+      </w:r>
+    </w:p>
+    <w:p>
+      <w:pPr>
+        <w:numPr>
+          <w:ilvl w:val="1"/>
+          <w:numId w:val="1"/>
+        </w:numPr>
+      </w:pPr>
+      <w:r>
+        <w:rPr>
+          <w:rFonts w:ascii="Arial" w:cs="Arial"/>
+          <w:b/>
+          <w:bCs/>
+          <w:sz w:val="22"/>
+          <w:szCs w:val="22"/>
+        </w:rPr>
+        <w:t>Authentication:</w:t>
+      </w:r>
+      <w:r>
+        <w:rPr>
+          <w:rFonts w:ascii="Arial" w:cs="Arial"/>
+          <w:sz w:val="22"/>
+          <w:szCs w:val="22"/>
+        </w:rPr>
+        <w:t xml:space="preserve"> Firebase generates a unique UID for the new credentials</w:t>
+      </w:r>
+    </w:p>
+    <w:p>
+      <w:pPr>
+        <w:numPr>
+          <w:ilvl w:val="1"/>
+          <w:numId w:val="1"/>
+        </w:numPr>
+      </w:pPr>
+      <w:r>
+        <w:rPr>
+          <w:rFonts w:ascii="Arial" w:cs="Arial"/>
+          <w:b/>
+          <w:bCs/>
+          <w:sz w:val="22"/>
+          <w:szCs w:val="22"/>
+        </w:rPr>
+        <w:t>Verification:</w:t>
+      </w:r>
+      <w:r>
+        <w:rPr>
+          <w:rFonts w:ascii="Arial" w:cs="Arial"/>
+          <w:sz w:val="22"/>
+          <w:szCs w:val="22"/>
+        </w:rPr>
+        <w:t xml:space="preserve"> The account appears in the Staff Directory as "Pending."</w:t>
+      </w:r>
+    </w:p>
+    <w:p>
+      <w:pPr>
+        <w:numPr>
+          <w:ilvl w:val="1"/>
+          <w:numId w:val="1"/>
+        </w:numPr>
+      </w:pPr>
+      <w:r>
+        <w:rPr>
+          <w:rFonts w:ascii="Arial" w:cs="Arial"/>
+          <w:b/>
+          <w:bCs/>
+          <w:sz w:val="22"/>
+          <w:szCs w:val="22"/>
+        </w:rPr>
+        <w:t>Activation:</w:t>
+      </w:r>
+      <w:r>
+        <w:rPr>
+          <w:rFonts w:ascii="Arial" w:cs="Arial"/>
+          <w:sz w:val="22"/>
+          <w:szCs w:val="22"/>
+        </w:rPr>
+        <w:t xml:space="preserve"> An Admin or Developer reviews and approves the account, transitioning it to "Active" for full system access.</w:t>
+      </w:r>
+    </w:p>
+    <w:p>
+      <w:pPr>
+        <w:spacing w:line="276" w:lineRule="auto"/>
+      </w:pPr>
+    </w:p>
+    <w:p>
+      <w:pPr>
+        <w:spacing w:line="276" w:lineRule="auto"/>
+        <w:ind w:left="720"/>
+      </w:pPr>
+      <w:r>
+        <w:rPr>
+          <w:rFonts w:ascii="Arial" w:hAnsi="Arial" w:eastAsia="Arial" w:cs="Arial"/>
+          <w:sz w:val="22"/>
+          <w:szCs w:val="22"/>
+        </w:rPr>
+        <w:t>Upon successful account approval and login, users are directed to a personalized dashboard. The header displays the user's "Connected" status, along with their email and role next to that a training and tracking performance records. Below this, the dashboard features a dynamic news feed and a task management section, both of which are automatically filtered based on the user's email address and assigned role.</w:t>
+      </w:r>
+    </w:p>
+    <w:p>
+      <w:pPr>
+        <w:spacing w:line="276" w:lineRule="auto"/>
+      </w:pPr>
     </w:p>
     <w:p>
       <w:pPr>
@@ -44,19 +234,6 @@
           <w:ilvl w:val="0"/>
           <w:numId w:val="1"/>
         </w:numPr>
-      </w:pPr>
-      <w:r>
-        <w:rPr>
-          <w:rFonts w:ascii="Arial" w:hAnsi="Arial" w:eastAsia="Arial" w:cs="Arial"/>
-          <w:sz w:val="22"/>
-          <w:szCs w:val="22"/>
-        </w:rPr>
-        <w:t>Sign in/account creation</w:t>
-      </w:r>
-    </w:p>
-    <w:p>
-      <w:pPr>
-        <w:spacing w:line="276" w:lineRule="auto"/>
       </w:pPr>
       <w:r>
         <w:rPr>
@@ -67,12 +244,19 @@
           <w:szCs w:val="24"/>
           <w:u w:val="single"/>
         </w:rPr>
-        <w:t>Description</w:t>
+        <w:t>NavBar</w:t>
       </w:r>
     </w:p>
     <w:p>
       <w:pPr>
         <w:spacing w:line="276" w:lineRule="auto"/>
+        <w:ind w:left="720"/>
+      </w:pPr>
+    </w:p>
+    <w:p>
+      <w:pPr>
+        <w:spacing w:line="276" w:lineRule="auto"/>
+        <w:ind w:left="720"/>
       </w:pPr>
       <w:r>
         <w:rPr>
@@ -82,7 +266,7 @@
           <w:sz w:val="22"/>
           <w:szCs w:val="22"/>
         </w:rPr>
-        <w:t>Account Registration &amp; Approval</w:t>
+        <w:t>Responsive Navigation</w:t>
       </w:r>
       <w:r>
         <w:rPr>
@@ -90,17 +274,11 @@
           <w:sz w:val="22"/>
           <w:szCs w:val="22"/>
         </w:rPr>
-        <w:t xml:space="preserve"> New users initiate the process by selecting "New User?" on the login screen. Upon entering their email and password and clicking "Request Access," the user's credentials are created via Firebase Authentication with a unique UID. The account is then added to the Staff Directory with a "Pending" status. To ensure security, an Admin or Developer must review and approve the account. Once approved, the account status changes to "Active," enabling the user to sign in using their credentials.</w:t>
-      </w:r>
-    </w:p>
-    <w:p>
-      <w:pPr>
-        <w:spacing w:line="276" w:lineRule="auto"/>
-      </w:pPr>
-    </w:p>
-    <w:p>
-      <w:pPr>
-        <w:spacing w:line="276" w:lineRule="auto"/>
+        <w:t xml:space="preserve"> The navigation bar appears as a permanent left-hand sidebar on desktop or as a collapsible menu in the top-right corner on mobile devices.</w:t>
+      </w:r>
+    </w:p>
+    <w:p>
+      <w:pPr>
         <w:ind w:left="720"/>
       </w:pPr>
       <w:r>
@@ -110,15 +288,21 @@
           <w:bCs/>
           <w:sz w:val="22"/>
           <w:szCs w:val="22"/>
-          <w:u w:val="single"/>
-        </w:rPr>
-        <w:t>Registration Workflow</w:t>
+        </w:rPr>
+        <w:t>Dynamic Menu Visibility</w:t>
+      </w:r>
+      <w:r>
+        <w:rPr>
+          <w:rFonts w:ascii="Arial" w:hAnsi="Arial" w:eastAsia="Arial" w:cs="Arial"/>
+          <w:sz w:val="22"/>
+          <w:szCs w:val="22"/>
+        </w:rPr>
+        <w:t xml:space="preserve"> Menu options adjust automatically based on user roles:</w:t>
       </w:r>
     </w:p>
     <w:p>
       <w:pPr>
         <w:spacing w:line="276" w:lineRule="auto"/>
-        <w:ind w:left="720"/>
       </w:pPr>
     </w:p>
     <w:p>
@@ -127,7 +311,6 @@
           <w:ilvl w:val="1"/>
           <w:numId w:val="1"/>
         </w:numPr>
-        <w:spacing w:line="276" w:lineRule="auto"/>
       </w:pPr>
       <w:r>
         <w:rPr>
@@ -137,7 +320,7 @@
           <w:sz w:val="22"/>
           <w:szCs w:val="22"/>
         </w:rPr>
-        <w:t>Request:</w:t>
+        <w:t>Developers:</w:t>
       </w:r>
       <w:r>
         <w:rPr>
@@ -145,7 +328,16 @@
           <w:sz w:val="22"/>
           <w:szCs w:val="22"/>
         </w:rPr>
-        <w:t xml:space="preserve"> Select "New User?" on the login screen, enter details, and submit "Request Access."</w:t>
+        <w:t xml:space="preserve"> Full access to all categories.</w:t>
+      </w:r>
+    </w:p>
+    <w:p>
+      <w:pPr>
+        <w:spacing w:line="276" w:lineRule="auto"/>
+        <w:ind w:left="1440"/>
+      </w:pPr>
+      <w:r>
+        <w:t>Dev roles will need full access for Diagnostics and Systems development.</w:t>
       </w:r>
     </w:p>
     <w:p>
@@ -154,7 +346,6 @@
           <w:ilvl w:val="1"/>
           <w:numId w:val="1"/>
         </w:numPr>
-        <w:spacing w:line="276" w:lineRule="auto"/>
       </w:pPr>
       <w:r>
         <w:rPr>
@@ -164,7 +355,7 @@
           <w:sz w:val="22"/>
           <w:szCs w:val="22"/>
         </w:rPr>
-        <w:t>Authentication:</w:t>
+        <w:t>Admins:</w:t>
       </w:r>
       <w:r>
         <w:rPr>
@@ -172,7 +363,16 @@
           <w:sz w:val="22"/>
           <w:szCs w:val="22"/>
         </w:rPr>
-        <w:t xml:space="preserve"> Firebase generates a unique UID for the new credentials</w:t>
+        <w:t xml:space="preserve"> Access to administrative and inventory categories.</w:t>
+      </w:r>
+    </w:p>
+    <w:p>
+      <w:pPr>
+        <w:spacing w:line="276" w:lineRule="auto"/>
+        <w:ind w:left="1440"/>
+      </w:pPr>
+      <w:r>
+        <w:t>Admin needs to manage staff and some System settins.</w:t>
       </w:r>
     </w:p>
     <w:p>
@@ -181,7 +381,6 @@
           <w:ilvl w:val="1"/>
           <w:numId w:val="1"/>
         </w:numPr>
-        <w:spacing w:line="276" w:lineRule="auto"/>
       </w:pPr>
       <w:r>
         <w:rPr>
@@ -191,7 +390,7 @@
           <w:sz w:val="22"/>
           <w:szCs w:val="22"/>
         </w:rPr>
-        <w:t>Verification:</w:t>
+        <w:t>Volunteers:</w:t>
       </w:r>
       <w:r>
         <w:rPr>
@@ -199,54 +398,28 @@
           <w:sz w:val="22"/>
           <w:szCs w:val="22"/>
         </w:rPr>
-        <w:t xml:space="preserve"> The account appears in the Staff Directory as "Pending."</w:t>
-      </w:r>
-    </w:p>
-    <w:p>
-      <w:pPr>
-        <w:numPr>
-          <w:ilvl w:val="1"/>
-          <w:numId w:val="1"/>
-        </w:numPr>
+        <w:t xml:space="preserve"> Access restricted to inventory management only.</w:t>
+      </w:r>
+    </w:p>
+    <w:p>
+      <w:pPr>
         <w:spacing w:line="276" w:lineRule="auto"/>
-      </w:pPr>
-      <w:r>
-        <w:rPr>
-          <w:rFonts w:ascii="Arial" w:hAnsi="Arial" w:eastAsia="Arial" w:cs="Arial"/>
-          <w:b/>
-          <w:bCs/>
-          <w:sz w:val="22"/>
-          <w:szCs w:val="22"/>
-        </w:rPr>
-        <w:t>Activation:</w:t>
-      </w:r>
-      <w:r>
-        <w:rPr>
-          <w:rFonts w:ascii="Arial" w:hAnsi="Arial" w:eastAsia="Arial" w:cs="Arial"/>
-          <w:sz w:val="22"/>
-          <w:szCs w:val="22"/>
-        </w:rPr>
-        <w:t xml:space="preserve"> An Admin or Developer reviews and approves the account, transitioning it to "Active" for full system access.</w:t>
-      </w:r>
-    </w:p>
-    <w:p>
-      <w:pPr>
-        <w:spacing w:line="276" w:lineRule="auto"/>
-      </w:pPr>
+        <w:ind w:left="1440"/>
+      </w:pPr>
+      <w:r>
+        <w:t>Volunteers will need basic access to the inventory management.</w:t>
+      </w:r>
     </w:p>
     <w:p>
       <w:pPr>
         <w:spacing w:line="276" w:lineRule="auto"/>
         <w:ind w:left="720"/>
       </w:pPr>
-      <w:r>
-        <w:rPr>
-          <w:rFonts w:ascii="Arial" w:hAnsi="Arial" w:eastAsia="Arial" w:cs="Arial"/>
-          <w:sz w:val="22"/>
-          <w:szCs w:val="22"/>
-        </w:rPr>
-        <w:t>Upon successful account approval and login, users are directed to a personalized dashboard. The header displays the user's "Connected" status, along with their email and role next to that a training and tracking performance records. Below this, the dashboard features a dynamic news feed and a task management section, both of which are automatically filtered based on the user's email address and assigned role.</w:t>
-      </w:r>
+    </w:p>
+    <w:p>
+      <w:pPr>
+        <w:spacing w:line="276" w:lineRule="auto"/>
+      </w:pPr>
     </w:p>
     <w:p>
       <w:pPr>
@@ -257,6 +430,19 @@
       <w:pPr>
         <w:spacing w:line="276" w:lineRule="auto"/>
         <w:ind w:left="720"/>
+      </w:pPr>
+    </w:p>
+    <w:p>
+      <w:pPr>
+        <w:spacing w:line="276" w:lineRule="auto"/>
+        <w:ind w:left="720"/>
+      </w:pPr>
+    </w:p>
+    <w:p>
+      <w:pPr>
+        <w:spacing w:line="276" w:lineRule="auto"/>
+        <w:ind w:left="720"/>
+        <w:jc w:val="center"/>
       </w:pPr>
       <w:r>
         <w:rPr>
@@ -267,209 +453,7 @@
           <w:szCs w:val="24"/>
           <w:u w:val="single"/>
         </w:rPr>
-        <w:t>NavBar</w:t>
-      </w:r>
-    </w:p>
-    <w:p>
-      <w:pPr>
-        <w:spacing w:line="276" w:lineRule="auto"/>
-        <w:ind w:left="720"/>
-      </w:pPr>
-      <w:r>
-        <w:rPr>
-          <w:rFonts w:ascii="Arial" w:hAnsi="Arial" w:eastAsia="Arial" w:cs="Arial"/>
-          <w:b/>
-          <w:bCs/>
-          <w:sz w:val="22"/>
-          <w:szCs w:val="22"/>
-        </w:rPr>
-        <w:t>Responsive Navigation</w:t>
-      </w:r>
-      <w:r>
-        <w:rPr>
-          <w:rFonts w:ascii="Arial" w:hAnsi="Arial" w:eastAsia="Arial" w:cs="Arial"/>
-          <w:sz w:val="22"/>
-          <w:szCs w:val="22"/>
-        </w:rPr>
-        <w:t xml:space="preserve"> The navigation bar appears as a permanent left-hand sidebar on desktop or as a collapsible menu in the top-right corner on mobile devices.</w:t>
-      </w:r>
-    </w:p>
-    <w:p>
-      <w:pPr>
-        <w:ind w:left="720"/>
-      </w:pPr>
-      <w:r>
-        <w:rPr>
-          <w:rFonts w:ascii="Arial" w:hAnsi="Arial" w:eastAsia="Arial" w:cs="Arial"/>
-          <w:b/>
-          <w:bCs/>
-          <w:sz w:val="22"/>
-          <w:szCs w:val="22"/>
-        </w:rPr>
-        <w:t>Dynamic Menu Visibility</w:t>
-      </w:r>
-      <w:r>
-        <w:rPr>
-          <w:rFonts w:ascii="Arial" w:hAnsi="Arial" w:eastAsia="Arial" w:cs="Arial"/>
-          <w:sz w:val="22"/>
-          <w:szCs w:val="22"/>
-        </w:rPr>
-        <w:t xml:space="preserve"> Menu options adjust automatically based on user roles:</w:t>
-      </w:r>
-    </w:p>
-    <w:p>
-      <w:pPr>
-        <w:spacing w:line="276" w:lineRule="auto"/>
-      </w:pPr>
-    </w:p>
-    <w:p>
-      <w:pPr>
-        <w:numPr>
-          <w:ilvl w:val="1"/>
-          <w:numId w:val="1"/>
-        </w:numPr>
-      </w:pPr>
-      <w:r>
-        <w:rPr>
-          <w:rFonts w:ascii="Arial" w:hAnsi="Arial" w:eastAsia="Arial" w:cs="Arial"/>
-          <w:b/>
-          <w:bCs/>
-          <w:sz w:val="22"/>
-          <w:szCs w:val="22"/>
-        </w:rPr>
-        <w:t>Developers:</w:t>
-      </w:r>
-      <w:r>
-        <w:rPr>
-          <w:rFonts w:ascii="Arial" w:hAnsi="Arial" w:eastAsia="Arial" w:cs="Arial"/>
-          <w:sz w:val="22"/>
-          <w:szCs w:val="22"/>
-        </w:rPr>
-        <w:t xml:space="preserve"> Full access to all categories.</w:t>
-      </w:r>
-    </w:p>
-    <w:p>
-      <w:pPr>
-        <w:numPr>
-          <w:ilvl w:val="1"/>
-          <w:numId w:val="1"/>
-        </w:numPr>
-      </w:pPr>
-      <w:r>
-        <w:rPr>
-          <w:rFonts w:ascii="Arial" w:hAnsi="Arial" w:eastAsia="Arial" w:cs="Arial"/>
-          <w:b/>
-          <w:bCs/>
-          <w:sz w:val="22"/>
-          <w:szCs w:val="22"/>
-        </w:rPr>
-        <w:t>Admins:</w:t>
-      </w:r>
-      <w:r>
-        <w:rPr>
-          <w:rFonts w:ascii="Arial" w:hAnsi="Arial" w:eastAsia="Arial" w:cs="Arial"/>
-          <w:sz w:val="22"/>
-          <w:szCs w:val="22"/>
-        </w:rPr>
-        <w:t xml:space="preserve"> Access to administrative and inventory categories.</w:t>
-      </w:r>
-    </w:p>
-    <w:p>
-      <w:pPr>
-        <w:numPr>
-          <w:ilvl w:val="1"/>
-          <w:numId w:val="1"/>
-        </w:numPr>
-      </w:pPr>
-      <w:r>
-        <w:rPr>
-          <w:rFonts w:ascii="Arial" w:hAnsi="Arial" w:eastAsia="Arial" w:cs="Arial"/>
-          <w:b/>
-          <w:bCs/>
-          <w:sz w:val="22"/>
-          <w:szCs w:val="22"/>
-        </w:rPr>
-        <w:t>Volunteers:</w:t>
-      </w:r>
-      <w:r>
-        <w:rPr>
-          <w:rFonts w:ascii="Arial" w:hAnsi="Arial" w:eastAsia="Arial" w:cs="Arial"/>
-          <w:sz w:val="22"/>
-          <w:szCs w:val="22"/>
-        </w:rPr>
-        <w:t xml:space="preserve"> Access restricted to inventory management only.</w:t>
-      </w:r>
-    </w:p>
-    <w:p>
-      <w:pPr>
-        <w:spacing w:line="276" w:lineRule="auto"/>
-        <w:ind w:left="720"/>
-      </w:pPr>
-    </w:p>
-    <w:p>
-      <w:pPr>
-        <w:spacing w:line="276" w:lineRule="auto"/>
-      </w:pPr>
-    </w:p>
-    <w:p>
-      <w:pPr>
-        <w:spacing w:line="276" w:lineRule="auto"/>
-      </w:pPr>
-    </w:p>
-    <w:p>
-      <w:pPr>
-        <w:spacing w:line="276" w:lineRule="auto"/>
-      </w:pPr>
-    </w:p>
-    <w:p>
-      <w:pPr>
-        <w:spacing w:line="276" w:lineRule="auto"/>
-      </w:pPr>
-    </w:p>
-    <w:p>
-      <w:pPr>
-        <w:spacing w:line="276" w:lineRule="auto"/>
-      </w:pPr>
-    </w:p>
-    <w:p>
-      <w:pPr>
-        <w:spacing w:line="276" w:lineRule="auto"/>
-      </w:pPr>
-    </w:p>
-    <w:p>
-      <w:pPr>
-        <w:spacing w:line="276" w:lineRule="auto"/>
-        <w:ind w:left="720"/>
-      </w:pPr>
-    </w:p>
-    <w:p>
-      <w:pPr>
-        <w:spacing w:line="276" w:lineRule="auto"/>
-        <w:ind w:left="720"/>
-      </w:pPr>
-    </w:p>
-    <w:p>
-      <w:pPr>
-        <w:spacing w:line="276" w:lineRule="auto"/>
-        <w:ind w:left="720"/>
-      </w:pPr>
-    </w:p>
-    <w:p>
-      <w:pPr>
-        <w:spacing w:line="276" w:lineRule="auto"/>
-        <w:ind w:left="720"/>
-        <w:jc w:val="center"/>
-      </w:pPr>
-      <w:r>
-        <w:rPr>
-          <w:rFonts w:ascii="Arial" w:hAnsi="Arial" w:eastAsia="Arial" w:cs="Arial"/>
-          <w:b/>
-          <w:bCs/>
-          <w:sz w:val="24"/>
-          <w:szCs w:val="24"/>
-          <w:u w:val="single"/>
-        </w:rPr>
-        <w:t>NavBar Categories and Sub Categories</w:t>
+        <w:t>NavBar Categories and access map</w:t>
       </w:r>
     </w:p>
     <w:p>
@@ -1231,6 +1215,11 @@
               <w:jc w:val="center"/>
             </w:pPr>
             <w:r>
+              <w:rPr>
+                <w:rFonts w:ascii="Arial" w:hAnsi="Arial" w:eastAsia="Arial" w:cs="Arial"/>
+                <w:sz w:val="22"/>
+                <w:szCs w:val="22"/>
+              </w:rPr>
               <w:t>these Sub Categories are made from the Management Categories</w:t>
             </w:r>
           </w:p>
@@ -1936,6 +1925,11 @@
               <w:spacing w:line="276" w:lineRule="auto"/>
             </w:pPr>
             <w:r>
+              <w:rPr>
+                <w:rFonts w:ascii="Arial" w:hAnsi="Arial" w:eastAsia="Arial" w:cs="Arial"/>
+                <w:sz w:val="22"/>
+                <w:szCs w:val="22"/>
+              </w:rPr>
               <w:t>Add Inventory lists</w:t>
             </w:r>
           </w:p>
@@ -2078,6 +2072,11 @@
               <w:spacing w:line="276" w:lineRule="auto"/>
             </w:pPr>
             <w:r>
+              <w:rPr>
+                <w:rFonts w:ascii="Arial" w:hAnsi="Arial" w:eastAsia="Arial" w:cs="Arial"/>
+                <w:sz w:val="22"/>
+                <w:szCs w:val="22"/>
+              </w:rPr>
               <w:t>Add School types</w:t>
             </w:r>
           </w:p>
@@ -2220,6 +2219,11 @@
               <w:spacing w:line="276" w:lineRule="auto"/>
             </w:pPr>
             <w:r>
+              <w:rPr>
+                <w:rFonts w:ascii="Arial" w:hAnsi="Arial" w:eastAsia="Arial" w:cs="Arial"/>
+                <w:sz w:val="22"/>
+                <w:szCs w:val="22"/>
+              </w:rPr>
               <w:t>Add Schools</w:t>
             </w:r>
           </w:p>
@@ -2362,6 +2366,11 @@
               <w:spacing w:line="276" w:lineRule="auto"/>
             </w:pPr>
             <w:r>
+              <w:rPr>
+                <w:rFonts w:ascii="Arial" w:hAnsi="Arial" w:eastAsia="Arial" w:cs="Arial"/>
+                <w:sz w:val="22"/>
+                <w:szCs w:val="22"/>
+              </w:rPr>
               <w:t>Add Clothing Types</w:t>
             </w:r>
           </w:p>
@@ -2504,6 +2513,11 @@
               <w:spacing w:line="276" w:lineRule="auto"/>
             </w:pPr>
             <w:r>
+              <w:rPr>
+                <w:rFonts w:ascii="Arial" w:hAnsi="Arial" w:eastAsia="Arial" w:cs="Arial"/>
+                <w:sz w:val="22"/>
+                <w:szCs w:val="22"/>
+              </w:rPr>
               <w:t>Add Sizes</w:t>
             </w:r>
           </w:p>
@@ -2646,6 +2660,11 @@
               <w:spacing w:line="276" w:lineRule="auto"/>
             </w:pPr>
             <w:r>
+              <w:rPr>
+                <w:rFonts w:ascii="Arial" w:hAnsi="Arial" w:eastAsia="Arial" w:cs="Arial"/>
+                <w:sz w:val="22"/>
+                <w:szCs w:val="22"/>
+              </w:rPr>
               <w:t>Add Colours</w:t>
             </w:r>
           </w:p>
@@ -2788,6 +2807,11 @@
               <w:spacing w:line="276" w:lineRule="auto"/>
             </w:pPr>
             <w:r>
+              <w:rPr>
+                <w:rFonts w:ascii="Arial" w:hAnsi="Arial" w:eastAsia="Arial" w:cs="Arial"/>
+                <w:sz w:val="22"/>
+                <w:szCs w:val="22"/>
+              </w:rPr>
               <w:t>Add Locations</w:t>
             </w:r>
           </w:p>
@@ -3461,11 +3485,6 @@
     </w:p>
     <w:p>
       <w:pPr>
-        <w:spacing w:line="276" w:lineRule="auto"/>
-      </w:pPr>
-    </w:p>
-    <w:p>
-      <w:pPr>
         <w:numPr>
           <w:ilvl w:val="0"/>
           <w:numId w:val="1"/>
@@ -3474,11 +3493,193 @@
       <w:r>
         <w:rPr>
           <w:rFonts w:ascii="Arial" w:hAnsi="Arial" w:eastAsia="Arial" w:cs="Arial"/>
-          <w:sz w:val="22"/>
-          <w:szCs w:val="22"/>
+          <w:b/>
+          <w:bCs/>
+          <w:sz w:val="24"/>
+          <w:szCs w:val="24"/>
+          <w:u w:val="single"/>
         </w:rPr>
         <w:t>inventory categorys</w:t>
       </w:r>
+    </w:p>
+    <w:p/>
+    <w:p>
+      <w:pPr>
+        <w:numPr>
+          <w:ilvl w:val="1"/>
+          <w:numId w:val="1"/>
+        </w:numPr>
+      </w:pPr>
+      <w:r>
+        <w:rPr>
+          <w:b/>
+          <w:bCs/>
+          <w:u w:val="single"/>
+        </w:rPr>
+        <w:t xml:space="preserve">Real-Time </w:t>
+      </w:r>
+      <w:r>
+        <w:rPr>
+          <w:b/>
+          <w:bCs/>
+          <w:sz w:val="24"/>
+          <w:szCs w:val="24"/>
+          <w:u w:val="single"/>
+        </w:rPr>
+        <w:t>Inventory Management</w:t>
+      </w:r>
+    </w:p>
+    <w:p>
+      <w:pPr>
+        <w:spacing w:line="276" w:lineRule="auto"/>
+        <w:ind w:left="1440"/>
+      </w:pPr>
+      <w:r>
+        <w:t>The system monitors items stored in "VacPacs" and on "pickers shelves" across multiple locations in real-time.</w:t>
+      </w:r>
+    </w:p>
+    <w:p>
+      <w:pPr>
+        <w:spacing w:line="276" w:lineRule="auto"/>
+      </w:pPr>
+    </w:p>
+    <w:p>
+      <w:pPr>
+        <w:numPr>
+          <w:ilvl w:val="1"/>
+          <w:numId w:val="1"/>
+        </w:numPr>
+      </w:pPr>
+      <w:r>
+        <w:rPr>
+          <w:b/>
+          <w:bCs/>
+          <w:sz w:val="24"/>
+          <w:szCs w:val="24"/>
+          <w:u w:val="single"/>
+        </w:rPr>
+        <w:t>Dynamic SKU Generation</w:t>
+      </w:r>
+      <w:r>
+        <w:t xml:space="preserve">  </w:t>
+      </w:r>
+    </w:p>
+    <w:p>
+      <w:pPr>
+        <w:spacing w:line="276" w:lineRule="auto"/>
+        <w:ind w:left="1440"/>
+      </w:pPr>
+      <w:r>
+        <w:t>UniformEX employs custom logic to create unique SKU codes</w:t>
+      </w:r>
+    </w:p>
+    <w:p>
+      <w:pPr>
+        <w:spacing w:line="276" w:lineRule="auto"/>
+        <w:ind w:left="1440"/>
+      </w:pPr>
+      <w:r>
+        <w:t>(e.g., L-E7-JINAHW-JUMP-AQUA-0304YR) by synthesizing attributes such as Location, shelf no, school type, school, clothing type, colour and size.</w:t>
+      </w:r>
+    </w:p>
+    <w:p>
+      <w:r>
+        <w:t xml:space="preserve">  </w:t>
+      </w:r>
+    </w:p>
+    <w:p>
+      <w:pPr>
+        <w:numPr>
+          <w:ilvl w:val="1"/>
+          <w:numId w:val="1"/>
+        </w:numPr>
+      </w:pPr>
+      <w:r>
+        <w:rPr>
+          <w:b/>
+          <w:bCs/>
+          <w:sz w:val="24"/>
+          <w:szCs w:val="24"/>
+          <w:u w:val="single"/>
+        </w:rPr>
+        <w:t>Security &amp; Access Control</w:t>
+      </w:r>
+    </w:p>
+    <w:p>
+      <w:r>
+        <w:t xml:space="preserve">The app enforces a strictly defined hierarchical role system, including </w:t>
+      </w:r>
+      <w:r>
+        <w:rPr>
+          <w:b/>
+          <w:bCs/>
+        </w:rPr>
+        <w:t>Volunteer</w:t>
+      </w:r>
+      <w:r>
+        <w:t xml:space="preserve">, </w:t>
+      </w:r>
+      <w:r>
+        <w:rPr>
+          <w:b/>
+          <w:bCs/>
+        </w:rPr>
+        <w:t>Admin</w:t>
+      </w:r>
+      <w:r>
+        <w:t xml:space="preserve">, </w:t>
+      </w:r>
+      <w:r>
+        <w:rPr>
+          <w:b/>
+          <w:bCs/>
+        </w:rPr>
+        <w:t>Dev</w:t>
+      </w:r>
+      <w:r>
+        <w:t>, levels.</w:t>
+      </w:r>
+    </w:p>
+    <w:p>
+      <w:pPr>
+        <w:spacing w:line="276" w:lineRule="auto"/>
+      </w:pPr>
+    </w:p>
+    <w:p>
+      <w:pPr>
+        <w:numPr>
+          <w:ilvl w:val="1"/>
+          <w:numId w:val="1"/>
+        </w:numPr>
+      </w:pPr>
+      <w:r>
+        <w:rPr>
+          <w:b/>
+          <w:bCs/>
+          <w:sz w:val="24"/>
+          <w:szCs w:val="24"/>
+          <w:u w:val="single"/>
+        </w:rPr>
+        <w:t>Deletion Protection</w:t>
+      </w:r>
+    </w:p>
+    <w:p>
+      <w:r>
+        <w:t xml:space="preserve">To maintain referential integrity, the system implements a safeguard requiring administrative approval before any inventory category linked to existing items  to prevent accidental deletetion.</w:t>
+      </w:r>
+    </w:p>
+    <w:p>
+      <w:pPr>
+        <w:numPr>
+          <w:ilvl w:val="1"/>
+          <w:numId w:val="1"/>
+        </w:numPr>
+      </w:pPr>
+    </w:p>
+    <w:p>
+      <w:pPr>
+        <w:spacing w:line="276" w:lineRule="auto"/>
+      </w:pPr>
     </w:p>
     <w:p>
       <w:pPr>
@@ -3490,11 +3691,199 @@
       <w:r>
         <w:rPr>
           <w:rFonts w:ascii="Arial" w:hAnsi="Arial" w:eastAsia="Arial" w:cs="Arial"/>
-          <w:sz w:val="22"/>
-          <w:szCs w:val="22"/>
+          <w:b/>
+          <w:bCs/>
+          <w:sz w:val="24"/>
+          <w:szCs w:val="24"/>
+          <w:u w:val="single"/>
         </w:rPr>
         <w:t>admin categorys</w:t>
       </w:r>
+    </w:p>
+    <w:p>
+      <w:pPr>
+        <w:numPr>
+          <w:ilvl w:val="1"/>
+          <w:numId w:val="1"/>
+        </w:numPr>
+      </w:pPr>
+      <w:r>
+        <w:rPr>
+          <w:b/>
+          <w:bCs/>
+          <w:sz w:val="24"/>
+          <w:szCs w:val="24"/>
+          <w:u w:val="single"/>
+        </w:rPr>
+        <w:t>7 Category Management</w:t>
+      </w:r>
+    </w:p>
+    <w:p>
+      <w:pPr>
+        <w:numPr>
+          <w:ilvl w:val="2"/>
+          <w:numId w:val="1"/>
+        </w:numPr>
+      </w:pPr>
+      <w:r>
+        <w:rPr>
+          <w:b/>
+          <w:bCs/>
+          <w:sz w:val="24"/>
+          <w:szCs w:val="24"/>
+          <w:u w:val="single"/>
+        </w:rPr>
+        <w:t>Category</w:t>
+      </w:r>
+    </w:p>
+    <w:p>
+      <w:r>
+        <w:t>Defines the high-level grouping of items within the system to ensure organized inventory management.</w:t>
+      </w:r>
+    </w:p>
+    <w:p>
+      <w:pPr>
+        <w:numPr>
+          <w:ilvl w:val="2"/>
+          <w:numId w:val="1"/>
+        </w:numPr>
+      </w:pPr>
+      <w:r>
+        <w:rPr>
+          <w:b/>
+          <w:bCs/>
+          <w:u w:val="single"/>
+        </w:rPr>
+        <w:t>School Types</w:t>
+      </w:r>
+    </w:p>
+    <w:p>
+      <w:r>
+        <w:t>Categorizes items by the specific educational institution they belong to, which is a primary attribute for dynamic SKU generation (eg Junior, Infants, Nursery to create JIN for each school type).</w:t>
+      </w:r>
+    </w:p>
+    <w:p>
+      <w:pPr>
+        <w:numPr>
+          <w:ilvl w:val="2"/>
+          <w:numId w:val="1"/>
+        </w:numPr>
+      </w:pPr>
+      <w:r>
+        <w:rPr>
+          <w:b/>
+          <w:bCs/>
+          <w:u w:val="single"/>
+        </w:rPr>
+        <w:t>School Registry</w:t>
+      </w:r>
+    </w:p>
+    <w:p>
+      <w:r>
+        <w:t>Maintains a formal list of registered schools within the application to ensure accurate association between stock and institutions.</w:t>
+      </w:r>
+    </w:p>
+    <w:p>
+      <w:pPr>
+        <w:numPr>
+          <w:ilvl w:val="2"/>
+          <w:numId w:val="1"/>
+        </w:numPr>
+      </w:pPr>
+      <w:r>
+        <w:rPr>
+          <w:b/>
+          <w:bCs/>
+          <w:u w:val="single"/>
+        </w:rPr>
+        <w:t>Clothin Types</w:t>
+      </w:r>
+    </w:p>
+    <w:p>
+      <w:r>
+        <w:t>Specifies the nature of the item (e.g., Blazer, Jumper, Shirt), acting as a key variable in the SKU creation logic.</w:t>
+      </w:r>
+    </w:p>
+    <w:p>
+      <w:pPr>
+        <w:numPr>
+          <w:ilvl w:val="2"/>
+          <w:numId w:val="1"/>
+        </w:numPr>
+      </w:pPr>
+      <w:r>
+        <w:rPr>
+          <w:b/>
+          <w:bCs/>
+          <w:u w:val="single"/>
+        </w:rPr>
+        <w:t>Sizes</w:t>
+      </w:r>
+    </w:p>
+    <w:p>
+      <w:r>
+        <w:t>Tracks the specific size attributes of clothing items to ensure precise inventory identification.</w:t>
+      </w:r>
+    </w:p>
+    <w:p>
+      <w:pPr>
+        <w:numPr>
+          <w:ilvl w:val="2"/>
+          <w:numId w:val="1"/>
+        </w:numPr>
+      </w:pPr>
+      <w:r>
+        <w:rPr>
+          <w:b/>
+          <w:bCs/>
+          <w:u w:val="single"/>
+        </w:rPr>
+        <w:t>Colours</w:t>
+      </w:r>
+    </w:p>
+    <w:p>
+      <w:r>
+        <w:t>Records the color attribute of items, which is integrated into the system's dynamic SKU generation process.</w:t>
+      </w:r>
+    </w:p>
+    <w:p/>
+    <w:p>
+      <w:pPr>
+        <w:numPr>
+          <w:ilvl w:val="2"/>
+          <w:numId w:val="1"/>
+        </w:numPr>
+      </w:pPr>
+      <w:r>
+        <w:rPr>
+          <w:b/>
+          <w:bCs/>
+          <w:u w:val="single"/>
+        </w:rPr>
+        <w:t>Locations</w:t>
+      </w:r>
+    </w:p>
+    <w:p>
+      <w:r>
+        <w:t>Manages tracking across various storage areas, such as "pickers shelves" and "Under Office," to maintain real-time visibility of stock placement.</w:t>
+      </w:r>
+    </w:p>
+    <w:p>
+      <w:pPr>
+        <w:numPr>
+          <w:ilvl w:val="2"/>
+          <w:numId w:val="1"/>
+        </w:numPr>
+      </w:pPr>
+    </w:p>
+    <w:p/>
+    <w:p>
+      <w:pPr>
+        <w:numPr>
+          <w:ilvl w:val="1"/>
+          <w:numId w:val="1"/>
+        </w:numPr>
+      </w:pPr>
     </w:p>
     <w:p>
       <w:pPr>
@@ -3515,6 +3904,14 @@
     <w:p>
       <w:pPr>
         <w:numPr>
+          <w:ilvl w:val="1"/>
+          <w:numId w:val="1"/>
+        </w:numPr>
+      </w:pPr>
+    </w:p>
+    <w:p>
+      <w:pPr>
+        <w:numPr>
           <w:ilvl w:val="0"/>
           <w:numId w:val="1"/>
         </w:numPr>
@@ -3528,6 +3925,15 @@
         <w:t>dev tools</w:t>
       </w:r>
     </w:p>
+    <w:p>
+      <w:pPr>
+        <w:numPr>
+          <w:ilvl w:val="1"/>
+          <w:numId w:val="1"/>
+        </w:numPr>
+      </w:pPr>
+    </w:p>
+    <w:p/>
     <w:sectPr>
       <w:headerReference w:type="default" r:id="rId_new_header_default"/>
       <w:pgSz w:w="12240" w:h="15840"/>

--- a/next steps.docx
+++ b/next steps.docx
@@ -3796,7 +3796,7 @@
           <w:bCs/>
           <w:u w:val="single"/>
         </w:rPr>
-        <w:t>Clothin Types</w:t>
+        <w:t>Clothing Types</w:t>
       </w:r>
     </w:p>
     <w:p>
